--- a/app/output/test_render.docx
+++ b/app/output/test_render.docx
@@ -26,103 +26,64 @@
         <w:tblLook w:firstColumn="1" w:firstRow="1" w:lastColumn="0" w:lastRow="0" w:noHBand="0" w:noVBand="1" w:val="04A0"/>
       </w:tblPr>
       <w:tblGrid>
-        <w:gridCol w:w="1234"/>
-        <w:gridCol w:w="1234"/>
-        <w:gridCol w:w="1234"/>
-        <w:gridCol w:w="1234"/>
-        <w:gridCol w:w="1234"/>
-        <w:gridCol w:w="1234"/>
-        <w:gridCol w:w="1234"/>
+        <w:gridCol w:w="1728"/>
+        <w:gridCol w:w="1728"/>
+        <w:gridCol w:w="1728"/>
+        <w:gridCol w:w="1728"/>
+        <w:gridCol w:w="1728"/>
       </w:tblGrid>
       <w:tr>
         <w:tc>
           <w:tcPr>
-            <w:tcW w:type="dxa" w:w="1234"/>
+            <w:tcW w:type="dxa" w:w="1728"/>
           </w:tcPr>
           <w:p>
             <w:r>
-              <w:rPr>
-                <w:b/>
-              </w:rPr>
               <w:t>Scientific Name</w:t>
-            </w:r>
-          </w:p>
-        </w:tc>
-        <w:tc>
-          <w:tcPr>
-            <w:tcW w:type="dxa" w:w="1234"/>
-          </w:tcPr>
-          <w:p>
-            <w:r>
-              <w:rPr>
-                <w:b/>
-              </w:rPr>
+              <w:br/>
               <w:t>Common Name</w:t>
             </w:r>
           </w:p>
         </w:tc>
         <w:tc>
           <w:tcPr>
-            <w:tcW w:type="dxa" w:w="1234"/>
+            <w:tcW w:type="dxa" w:w="1728"/>
           </w:tcPr>
           <w:p>
             <w:r>
-              <w:rPr>
-                <w:b/>
-              </w:rPr>
-              <w:t>Life Form</w:t>
+              <w:t>Status</w:t>
             </w:r>
           </w:p>
         </w:tc>
         <w:tc>
           <w:tcPr>
-            <w:tcW w:type="dxa" w:w="1234"/>
+            <w:tcW w:type="dxa" w:w="1728"/>
           </w:tcPr>
           <w:p>
             <w:r>
-              <w:rPr>
-                <w:b/>
-              </w:rPr>
-              <w:t>Quads</w:t>
+              <w:t>Habitat Requirements</w:t>
             </w:r>
           </w:p>
         </w:tc>
         <w:tc>
           <w:tcPr>
-            <w:tcW w:type="dxa" w:w="1234"/>
+            <w:tcW w:type="dxa" w:w="1728"/>
           </w:tcPr>
           <w:p>
             <w:r>
-              <w:rPr>
-                <w:b/>
-              </w:rPr>
-              <w:t>Habitat</w:t>
-            </w:r>
-          </w:p>
-        </w:tc>
-        <w:tc>
-          <w:tcPr>
-            <w:tcW w:type="dxa" w:w="1234"/>
-          </w:tcPr>
-          <w:p>
-            <w:r>
-              <w:rPr>
-                <w:b/>
-              </w:rPr>
               <w:t>Potential to Occur</w:t>
             </w:r>
           </w:p>
         </w:tc>
         <w:tc>
           <w:tcPr>
-            <w:tcW w:type="dxa" w:w="1234"/>
+            <w:tcW w:type="dxa" w:w="1728"/>
           </w:tcPr>
           <w:p>
             <w:r>
-              <w:rPr>
-                <w:b/>
-              </w:rPr>
-              <w:t>Suitability/Observations</w:t>
+              <w:t>Habitat Suitability/</w:t>
+              <w:br/>
+              <w:t>Observations</w:t>
             </w:r>
           </w:p>
         </w:tc>
@@ -130,57 +91,54 @@
       <w:tr>
         <w:tc>
           <w:tcPr>
-            <w:tcW w:type="dxa" w:w="1234"/>
+            <w:tcW w:type="dxa" w:w="8640"/>
+            <w:gridSpan w:val="5"/>
           </w:tcPr>
           <w:p>
             <w:r>
-              <w:t xml:space="preserve">&lt;w:tr&gt;&lt;w:tc&gt;&lt;w:tcPr&gt;&lt;w:gridSpan w:val='7'/&gt;&lt;w:shd w:val='clear' w:color='auto' w:fill='D9D9D9'/&gt;&lt;/w:tcPr&gt;&lt;w:p&gt;&lt;w:pPr&gt;&lt;w:jc w:val='center'/&gt;&lt;/w:pPr&gt;&lt;w:r&gt;&lt;w:rPr&gt;&lt;w:b/&gt;&lt;/w:rPr&gt;&lt;w:t&gt;CNPS Species&lt;/w:t&gt;&lt;/w:r&gt;&lt;/w:p&gt;&lt;/w:tc&gt;&lt;/w:tr&gt;Abies amabilis</w:t>
+              <w:t>CNPS Species</w:t>
             </w:r>
           </w:p>
         </w:tc>
+      </w:tr>
+      <w:tr>
         <w:tc>
           <w:tcPr>
-            <w:tcW w:type="dxa" w:w="1234"/>
+            <w:tcW w:type="dxa" w:w="1728"/>
           </w:tcPr>
           <w:p>
             <w:r>
+              <w:t xml:space="preserve">Abies amabilis</w:t>
+              <w:br/>
               <w:t xml:space="preserve">Pacific silver fir</w:t>
             </w:r>
           </w:p>
         </w:tc>
         <w:tc>
           <w:tcPr>
-            <w:tcW w:type="dxa" w:w="1234"/>
+            <w:tcW w:type="dxa" w:w="1728"/>
           </w:tcPr>
           <w:p>
             <w:r>
-              <w:t xml:space="preserve">perennial evergreen tree</w:t>
+              <w:t xml:space="preserve">CRPR: 2B.3</w:t>
             </w:r>
           </w:p>
         </w:tc>
         <w:tc>
           <w:tcPr>
-            <w:tcW w:type="dxa" w:w="1234"/>
+            <w:tcW w:type="dxa" w:w="1728"/>
           </w:tcPr>
           <w:p>
             <w:r>
-              <w:t xml:space="preserve">Boulder Peak (4112351), Dutch Creek (4112381), English Peak (4112342)</w:t>
+              <w:t xml:space="preserve">Elevation: 5580–7200 ft</w:t>
+              <w:br/>
+              <w:t xml:space="preserve">Habitat:  Upper montane coniferous forest</w:t>
             </w:r>
           </w:p>
         </w:tc>
         <w:tc>
           <w:tcPr>
-            <w:tcW w:type="dxa" w:w="1234"/>
-          </w:tcPr>
-          <w:p>
-            <w:r>
-              <w:t xml:space="preserve"> Upper montane coniferous forest</w:t>
-            </w:r>
-          </w:p>
-        </w:tc>
-        <w:tc>
-          <w:tcPr>
-            <w:tcW w:type="dxa" w:w="1234"/>
+            <w:tcW w:type="dxa" w:w="1728"/>
           </w:tcPr>
           <w:p>
             <w:r>
@@ -190,7 +148,7 @@
         </w:tc>
         <w:tc>
           <w:tcPr>
-            <w:tcW w:type="dxa" w:w="1234"/>
+            <w:tcW w:type="dxa" w:w="1728"/>
           </w:tcPr>
           <w:p>
             <w:r>
@@ -202,57 +160,41 @@
       <w:tr>
         <w:tc>
           <w:tcPr>
-            <w:tcW w:type="dxa" w:w="1234"/>
+            <w:tcW w:type="dxa" w:w="1728"/>
           </w:tcPr>
           <w:p>
             <w:r>
               <w:t xml:space="preserve">Abies lasiocarpa var. lasiocarpa</w:t>
-            </w:r>
-          </w:p>
-        </w:tc>
-        <w:tc>
-          <w:tcPr>
-            <w:tcW w:type="dxa" w:w="1234"/>
-          </w:tcPr>
-          <w:p>
-            <w:r>
+              <w:br/>
               <w:t xml:space="preserve">subalpine fir</w:t>
             </w:r>
           </w:p>
         </w:tc>
         <w:tc>
           <w:tcPr>
-            <w:tcW w:type="dxa" w:w="1234"/>
+            <w:tcW w:type="dxa" w:w="1728"/>
           </w:tcPr>
           <w:p>
             <w:r>
-              <w:t xml:space="preserve">perennial evergreen tree</w:t>
+              <w:t xml:space="preserve">CRPR: 2B.3</w:t>
             </w:r>
           </w:p>
         </w:tc>
         <w:tc>
           <w:tcPr>
-            <w:tcW w:type="dxa" w:w="1234"/>
+            <w:tcW w:type="dxa" w:w="1728"/>
           </w:tcPr>
           <w:p>
             <w:r>
-              <w:t xml:space="preserve">Billys Peak (4112227), Boulder Peak (4112351), Eaton Peak (4112238), English Peak (4112342), Marble Mountain (4112352), Yellow Dog Peak (4112341)</w:t>
+              <w:t xml:space="preserve">Elevation: 3100–7300 ft</w:t>
+              <w:br/>
+              <w:t xml:space="preserve">Habitat:  Meadows and seeps, Subalpine coniferous forest, Upper montane coniferous forest</w:t>
             </w:r>
           </w:p>
         </w:tc>
         <w:tc>
           <w:tcPr>
-            <w:tcW w:type="dxa" w:w="1234"/>
-          </w:tcPr>
-          <w:p>
-            <w:r>
-              <w:t xml:space="preserve"> Meadows and seeps, Subalpine coniferous forest, Upper montane coniferous forest</w:t>
-            </w:r>
-          </w:p>
-        </w:tc>
-        <w:tc>
-          <w:tcPr>
-            <w:tcW w:type="dxa" w:w="1234"/>
+            <w:tcW w:type="dxa" w:w="1728"/>
           </w:tcPr>
           <w:p>
             <w:r>
@@ -262,7 +204,7 @@
         </w:tc>
         <w:tc>
           <w:tcPr>
-            <w:tcW w:type="dxa" w:w="1234"/>
+            <w:tcW w:type="dxa" w:w="1728"/>
           </w:tcPr>
           <w:p>
             <w:r>
@@ -274,57 +216,45 @@
       <w:tr>
         <w:tc>
           <w:tcPr>
-            <w:tcW w:type="dxa" w:w="1234"/>
+            <w:tcW w:type="dxa" w:w="1728"/>
           </w:tcPr>
           <w:p>
             <w:r>
               <w:t xml:space="preserve">Anemone multifida var. multifida</w:t>
-            </w:r>
-          </w:p>
-        </w:tc>
-        <w:tc>
-          <w:tcPr>
-            <w:tcW w:type="dxa" w:w="1234"/>
-          </w:tcPr>
-          <w:p>
-            <w:r>
+              <w:br/>
               <w:t xml:space="preserve">cut-leaf anemone</w:t>
             </w:r>
           </w:p>
         </w:tc>
         <w:tc>
           <w:tcPr>
-            <w:tcW w:type="dxa" w:w="1234"/>
+            <w:tcW w:type="dxa" w:w="1728"/>
           </w:tcPr>
           <w:p>
             <w:r>
-              <w:t xml:space="preserve">perennial herb</w:t>
+              <w:t xml:space="preserve">CRPR: 2B.2</w:t>
             </w:r>
           </w:p>
         </w:tc>
         <w:tc>
           <w:tcPr>
-            <w:tcW w:type="dxa" w:w="1234"/>
+            <w:tcW w:type="dxa" w:w="1728"/>
           </w:tcPr>
           <w:p>
             <w:r>
-              <w:t xml:space="preserve">Boulder Peak (4112351), Broken Rib Mtn. (4112386), Dardanelles Cone (3811947), Grider Valley (4112362), Kangaroo Mtn. (4112382), Lassen Peak (4012145), Marble Mountain (4112352), Polar Bear Mtn. (4112385)</w:t>
+              <w:t xml:space="preserve">Elevation: 5580–9025 ft</w:t>
+              <w:br/>
+              <w:t xml:space="preserve">Microhabitat: Carbonate (sometimes), Gravelly, Rocky, Volcanic (sometimes)</w:t>
+              <w:br/>
+              <w:t xml:space="preserve">Blooming Period: Apr-Jul</w:t>
+              <w:br/>
+              <w:t xml:space="preserve">Habitat:  Lower montane coniferous forest, Subalpine coniferous forest, Upper montane coniferous forest</w:t>
             </w:r>
           </w:p>
         </w:tc>
         <w:tc>
           <w:tcPr>
-            <w:tcW w:type="dxa" w:w="1234"/>
-          </w:tcPr>
-          <w:p>
-            <w:r>
-              <w:t xml:space="preserve"> Lower montane coniferous forest, Subalpine coniferous forest, Upper montane coniferous forest</w:t>
-            </w:r>
-          </w:p>
-        </w:tc>
-        <w:tc>
-          <w:tcPr>
-            <w:tcW w:type="dxa" w:w="1234"/>
+            <w:tcW w:type="dxa" w:w="1728"/>
           </w:tcPr>
           <w:p>
             <w:r>
@@ -334,7 +264,7 @@
         </w:tc>
         <w:tc>
           <w:tcPr>
-            <w:tcW w:type="dxa" w:w="1234"/>
+            <w:tcW w:type="dxa" w:w="1728"/>
           </w:tcPr>
           <w:p>
             <w:r>
@@ -346,57 +276,45 @@
       <w:tr>
         <w:tc>
           <w:tcPr>
-            <w:tcW w:type="dxa" w:w="1234"/>
+            <w:tcW w:type="dxa" w:w="1728"/>
           </w:tcPr>
           <w:p>
             <w:r>
               <w:t xml:space="preserve">Arnica viscosa</w:t>
-            </w:r>
-          </w:p>
-        </w:tc>
-        <w:tc>
-          <w:tcPr>
-            <w:tcW w:type="dxa" w:w="1234"/>
-          </w:tcPr>
-          <w:p>
-            <w:r>
+              <w:br/>
               <w:t xml:space="preserve">Mt. Shasta arnica</w:t>
             </w:r>
           </w:p>
         </w:tc>
         <w:tc>
           <w:tcPr>
-            <w:tcW w:type="dxa" w:w="1234"/>
+            <w:tcW w:type="dxa" w:w="1728"/>
           </w:tcPr>
           <w:p>
             <w:r>
-              <w:t xml:space="preserve">perennial rhizomatous herb</w:t>
+              <w:t xml:space="preserve">CRPR: 4.3</w:t>
             </w:r>
           </w:p>
         </w:tc>
         <w:tc>
           <w:tcPr>
-            <w:tcW w:type="dxa" w:w="1234"/>
+            <w:tcW w:type="dxa" w:w="1728"/>
           </w:tcPr>
           <w:p>
             <w:r>
-              <w:t xml:space="preserve">Boulder Peak (4112351), Devils Punchbowl (4112376), English Peak (4112342), Figurehead Mtn. (4112383), McCloud (4112232), Medicine Mtn. (4112343), Mt. Hilton (4012381), Mt. Shasta (4112242), Preston Peak (4112375), Rainbow Mtn. (4112148), Thompson Peak (4112311), Ycatapom Peak (4112217)</w:t>
+              <w:t xml:space="preserve">Elevation: 5595–9005 ft</w:t>
+              <w:br/>
+              <w:t xml:space="preserve">Microhabitat: Rocky</w:t>
+              <w:br/>
+              <w:t xml:space="preserve">Blooming Period: Aug-Sep</w:t>
+              <w:br/>
+              <w:t xml:space="preserve">Habitat:  Subalpine coniferous forest, Upper montane coniferous forest</w:t>
             </w:r>
           </w:p>
         </w:tc>
         <w:tc>
           <w:tcPr>
-            <w:tcW w:type="dxa" w:w="1234"/>
-          </w:tcPr>
-          <w:p>
-            <w:r>
-              <w:t xml:space="preserve"> Subalpine coniferous forest, Upper montane coniferous forest</w:t>
-            </w:r>
-          </w:p>
-        </w:tc>
-        <w:tc>
-          <w:tcPr>
-            <w:tcW w:type="dxa" w:w="1234"/>
+            <w:tcW w:type="dxa" w:w="1728"/>
           </w:tcPr>
           <w:p>
             <w:r>
@@ -406,7 +324,7 @@
         </w:tc>
         <w:tc>
           <w:tcPr>
-            <w:tcW w:type="dxa" w:w="1234"/>
+            <w:tcW w:type="dxa" w:w="1728"/>
           </w:tcPr>
           <w:p>
             <w:r>
@@ -418,57 +336,45 @@
       <w:tr>
         <w:tc>
           <w:tcPr>
-            <w:tcW w:type="dxa" w:w="1234"/>
+            <w:tcW w:type="dxa" w:w="1728"/>
           </w:tcPr>
           <w:p>
             <w:r>
               <w:t xml:space="preserve">Castilleja schizotricha</w:t>
-            </w:r>
-          </w:p>
-        </w:tc>
-        <w:tc>
-          <w:tcPr>
-            <w:tcW w:type="dxa" w:w="1234"/>
-          </w:tcPr>
-          <w:p>
-            <w:r>
+              <w:br/>
               <w:t xml:space="preserve">split-hair paintbrush</w:t>
             </w:r>
           </w:p>
         </w:tc>
         <w:tc>
           <w:tcPr>
-            <w:tcW w:type="dxa" w:w="1234"/>
+            <w:tcW w:type="dxa" w:w="1728"/>
           </w:tcPr>
           <w:p>
             <w:r>
-              <w:t xml:space="preserve">perennial herb (hemiparasitic)</w:t>
+              <w:t xml:space="preserve">CRPR: 1B.3</w:t>
             </w:r>
           </w:p>
         </w:tc>
         <w:tc>
           <w:tcPr>
-            <w:tcW w:type="dxa" w:w="1234"/>
+            <w:tcW w:type="dxa" w:w="1728"/>
           </w:tcPr>
           <w:p>
             <w:r>
-              <w:t xml:space="preserve">Boulder Peak (4112351), Devils Punchbowl (4112376), Figurehead Mtn. (4112383), Grider Valley (4112362), Kangaroo Mtn. (4112382), Marble Mountain (4112352), Medicine Mtn. (4112343), Preston Peak (4112375), Ukonom Lake (4112353)</w:t>
+              <w:t xml:space="preserve">Elevation: 4920–7545 ft</w:t>
+              <w:br/>
+              <w:t xml:space="preserve">Microhabitat: Often marble; Carbonate (often), Decomposed granitic, Serpentine (often)</w:t>
+              <w:br/>
+              <w:t xml:space="preserve">Blooming Period: Jul-Aug</w:t>
+              <w:br/>
+              <w:t xml:space="preserve">Habitat:  Upper montane coniferous forest</w:t>
             </w:r>
           </w:p>
         </w:tc>
         <w:tc>
           <w:tcPr>
-            <w:tcW w:type="dxa" w:w="1234"/>
-          </w:tcPr>
-          <w:p>
-            <w:r>
-              <w:t xml:space="preserve"> Upper montane coniferous forest</w:t>
-            </w:r>
-          </w:p>
-        </w:tc>
-        <w:tc>
-          <w:tcPr>
-            <w:tcW w:type="dxa" w:w="1234"/>
+            <w:tcW w:type="dxa" w:w="1728"/>
           </w:tcPr>
           <w:p>
             <w:r>
@@ -478,7 +384,7 @@
         </w:tc>
         <w:tc>
           <w:tcPr>
-            <w:tcW w:type="dxa" w:w="1234"/>
+            <w:tcW w:type="dxa" w:w="1728"/>
           </w:tcPr>
           <w:p>
             <w:r>
@@ -490,57 +396,45 @@
       <w:tr>
         <w:tc>
           <w:tcPr>
-            <w:tcW w:type="dxa" w:w="1234"/>
+            <w:tcW w:type="dxa" w:w="1728"/>
           </w:tcPr>
           <w:p>
             <w:r>
               <w:t xml:space="preserve">Collomia tracyi</w:t>
-            </w:r>
-          </w:p>
-        </w:tc>
-        <w:tc>
-          <w:tcPr>
-            <w:tcW w:type="dxa" w:w="1234"/>
-          </w:tcPr>
-          <w:p>
-            <w:r>
+              <w:br/>
               <w:t xml:space="preserve">Tracy's collomia</w:t>
             </w:r>
           </w:p>
         </w:tc>
         <w:tc>
           <w:tcPr>
-            <w:tcW w:type="dxa" w:w="1234"/>
+            <w:tcW w:type="dxa" w:w="1728"/>
           </w:tcPr>
           <w:p>
             <w:r>
-              <w:t xml:space="preserve">annual herb</w:t>
+              <w:t xml:space="preserve">CRPR: 4.3</w:t>
             </w:r>
           </w:p>
         </w:tc>
         <w:tc>
           <w:tcPr>
-            <w:tcW w:type="dxa" w:w="1234"/>
+            <w:tcW w:type="dxa" w:w="1728"/>
           </w:tcPr>
           <w:p>
             <w:r>
-              <w:t xml:space="preserve">Black Lassic (4012335), Black Rock Mtn. (4012321), Blake Mountain (4012355), Board Camp Mtn. (4012366), Boulder Peak (4112351), Bully Choop Mtn. (4012257), Callahan (4112237), Caribou Lake (4112218), Cecilville (4112322), Dedrick (4012371), Dees Peak (4112313), Dinsmore (4012345), Dubakella Mtn. (4012342), English Peak (4112342), Etna (4112248), Four Corners Rock (4012312), French Gulch (4012266), Grasshopper Ridge (4112321), Grouse Mtn. (4012376), Hayfork Bally (4012362), Helena (4012372), Hennessy Peak (4012375), Hoopa (4112316), Hoosimbim Mtn. (4012258), Hull Mountain (3912258), Hupa Mountain (4112317), Hyampom (4012354), Hyampom Mtn. (4012364), Hydesville (4012451), Jim Jam Ridge (4012383), Leech Lake Mtn. (3912381), Lewiston (4012267), Lord-ellis Summit (4012387), Mad River Buttes (4012367), Mt. Hilton (4012381), Naufus Creek (4012343), North Yolla Bolly (4012228), Papoose Creek (4012276), Payne Peak (4112053), Platina (4012238), Pony Buck Peak (4012331), Prescott Mtn. (4112366), Rush Creek Lakes (4012278), Ruth Reservoir (4012334), Salmon Mtn. (4112324), Sawyers Bar (4112332), Scott Mountain (4112236), Shannon Butte (4012323), Sims Mountain (4012365), Somes Bar (4112344), South China Mtn. (4112235), South Yolla Bolly (4012217), Sportshaven (4012344), Swim Ridge (4012322), Tanners Peak (4112331), Thurston Peaks (4012382), Tomhead Mtn. (4012227), Trinity Dam (4012277), Trinity Mtn. (4112314), Weed (4112244), Wildwood (4012341), Willow Creek (4012386), Yellow Dog Peak (4112341), Zenia (4012324)</w:t>
+              <w:t xml:space="preserve">Elevation: 985–6890 ft</w:t>
+              <w:br/>
+              <w:t xml:space="preserve">Microhabitat: Rocky, Serpentine (sometimes)</w:t>
+              <w:br/>
+              <w:t xml:space="preserve">Blooming Period: Jun-Jul</w:t>
+              <w:br/>
+              <w:t xml:space="preserve">Habitat:  Broadleafed upland forest, Lower montane coniferous forest</w:t>
             </w:r>
           </w:p>
         </w:tc>
         <w:tc>
           <w:tcPr>
-            <w:tcW w:type="dxa" w:w="1234"/>
-          </w:tcPr>
-          <w:p>
-            <w:r>
-              <w:t xml:space="preserve"> Broadleafed upland forest, Lower montane coniferous forest</w:t>
-            </w:r>
-          </w:p>
-        </w:tc>
-        <w:tc>
-          <w:tcPr>
-            <w:tcW w:type="dxa" w:w="1234"/>
+            <w:tcW w:type="dxa" w:w="1728"/>
           </w:tcPr>
           <w:p>
             <w:r>
@@ -550,7 +444,7 @@
         </w:tc>
         <w:tc>
           <w:tcPr>
-            <w:tcW w:type="dxa" w:w="1234"/>
+            <w:tcW w:type="dxa" w:w="1728"/>
           </w:tcPr>
           <w:p>
             <w:r>
@@ -562,57 +456,43 @@
       <w:tr>
         <w:tc>
           <w:tcPr>
-            <w:tcW w:type="dxa" w:w="1234"/>
+            <w:tcW w:type="dxa" w:w="1728"/>
           </w:tcPr>
           <w:p>
             <w:r>
               <w:t xml:space="preserve">Cypripedium montanum</w:t>
-            </w:r>
-          </w:p>
-        </w:tc>
-        <w:tc>
-          <w:tcPr>
-            <w:tcW w:type="dxa" w:w="1234"/>
-          </w:tcPr>
-          <w:p>
-            <w:r>
+              <w:br/>
               <w:t xml:space="preserve">mountain lady's-slipper</w:t>
             </w:r>
           </w:p>
         </w:tc>
         <w:tc>
           <w:tcPr>
-            <w:tcW w:type="dxa" w:w="1234"/>
+            <w:tcW w:type="dxa" w:w="1728"/>
           </w:tcPr>
           <w:p>
             <w:r>
-              <w:t xml:space="preserve">perennial rhizomatous herb</w:t>
+              <w:t xml:space="preserve">CRPR: 4.2</w:t>
             </w:r>
           </w:p>
         </w:tc>
         <w:tc>
           <w:tcPr>
-            <w:tcW w:type="dxa" w:w="1234"/>
+            <w:tcW w:type="dxa" w:w="1728"/>
           </w:tcPr>
           <w:p>
             <w:r>
-              <w:t xml:space="preserve"> Carberry Creek (4212312),  Chicken Hills (4212211),  Siskiyou Peak (4212217),  Squaw Lakes (4212311), Ackerson Mtn. (3711977), Adin (4112028), Adin Pass (4112038), Ascension Mtn. (3711978), Asti (3812278), Badger Mtn. (4112276), Bailey Ridge (3912324), Balls Ferry (4012242), Bend (4012232), Bieber (4112112), Big Bar (4012363), Blake Mountain (4012355), Board Camp Mtn. (4012366), Boulder Peak (4112351), Buckhorn Bally (4112287), Buckingham Mtn. (3711957), Bully Choop Mtn. (4012257), Burbeck (3912344), Burney (4012186), Burney Falls (4112116), Burney Mtn. West (4012176), Cahto Peak (3912365), Callahan (4112237), Caribou Lake (4112218), Carrville (4112216), Cazadero (3812351), Cecilville (4112322), Chalk Mtn. (4012187), Cherry Lake North (3811918), China Mtn. (4112245), Cloverdale (3812371), Columbia (3812014), Columbia Se (3812013), Cottonwood Peak (4112286), Covington Mill (4012287), Crandall Peak (3812022), Crescent City (4112472), Crescent Mills (4012018), Damnation Peak (4012285), Dana (4112115), Deadman Point (4112384), Dedrick (4012371), Dewey Gulch (4112273), Dinsmore (4012345), Donica Mtn. (4112132), Donnell Lake (3811938), Dubakella Mtn. (4012342), Duckwall Mtn. (3712081), Dunsmuir (4112223), Dutch Creek (4112381), Eaton Peak (4112238), Egg Lake (4112133), El Capitan (3711966), El Portal (3711967), Elledge Peak (3912312), English Peak (4112342), Felton (3712211), Figurehead Mtn. (4112383), Fish Camp (3711946), Fish Lake (4112336), Forest Glen (4012333), Fort Bidwell (4112072), Four Corners Rock (4012312), French Gulch (4012266), Garnet Hill (3812043), Genesee Valley (4012016), Girard Ridge (4112222), Grass Lake (4112262), Grasshopper Ridge (4112321), Grays Peak (4012146), Grider Valley (4112362), Grouse Mtn. (4012376), Guerneville (3812258), Half Dome (3711965), Halfway Ridge (4012353), Halls Canyon (4112131), Hamburg (4112371), Happy Camp (4112374), Happy Camp Mtn. (4112141), Hawkinsville (4112275), Healdsburg (3812257), Hermit Butte (4112037), Hoopa (4112316), Hoosimbim Mtn. (4012258), Hornbrook (4112285), Horse Creek (4112278), Huckleberry Mtn. (4112363), Hull Creek (3812011), Indian Spring Mtn. (4112135), Kangaroo Mtn. (4112382), Kneecap Ridge (3912257), La Honda (3712233), Lake City (4112062), Lake Eleanor (3711987), Lake Mountain (4012314), Laurel (3712118), Lewiston (4012267), Longvale (3912354), Marble Mountain (4112352), McConaughy Gulch (4112247), McGinty Point (4112074), Meadow Valley (3912181), Mendocino Pass (3912278), Mineral (4012135), Mount Eddy (4112234), Mt. Bidwell (4112082), Naufus Creek (4012343), Navarro (3912325), North Yolla Bolly (4012228), Orleans (4112335), Orrs Springs (3912323), Panther Rock (4112272), Papoose Creek (4012276), Penoyar (4112261), Plaskett Ridge (3912268), Quincy (3912088), Rough And Ready (3912122), Rush Creek Lakes (4012278), Salyer (4012385), Sawyers Bar (4112332), Schell Mtn. (4012275), Scott Bar (4112361), Seiad Valley (4112372), Shannon Butte (4012323), Shasta Bally (4012256), Sherwood Peak (3912355), Sister Rocks (4112462), Slater Butte (4112373), Smoky Creek (4012332), Spring Garden (3912087), Strawberry (3812021), Sugar Hill (4112073), Swim Ridge (4012322), Tangle Blue Lake (4112226), Tanners Peak (4112331), Taylorsville (4012017), The Whaleback (4112252), Thompson Peak (4112311), Tish Tang Point (4112315), Trinity Center (4012286), Trinity Dam (4012277), Twain Harte (3812012), Ukiah (3912322), Warm Springs Dam (3812361), Washington Mtn. (4112048), Wawona (3711956), Weaverville (4012268), West Haight Mtn. (4112251), White Chief Mtn. (3711945), Whitehorse (4112134), Wildwood (4012341), Willow Creek (4012386), Willow Ranch (4112083), Yellow Dog Peak (4112341)</w:t>
+              <w:t xml:space="preserve">Elevation: 605–7300 ft</w:t>
+              <w:br/>
+              <w:t xml:space="preserve">Blooming Period: Mar-Aug</w:t>
+              <w:br/>
+              <w:t xml:space="preserve">Habitat:  Broadleafed upland forest, Cismontane woodland, Lower montane coniferous forest, North Coast coniferous forest</w:t>
             </w:r>
           </w:p>
         </w:tc>
         <w:tc>
           <w:tcPr>
-            <w:tcW w:type="dxa" w:w="1234"/>
-          </w:tcPr>
-          <w:p>
-            <w:r>
-              <w:t xml:space="preserve"> Broadleafed upland forest, Cismontane woodland, Lower montane coniferous forest, North Coast coniferous forest</w:t>
-            </w:r>
-          </w:p>
-        </w:tc>
-        <w:tc>
-          <w:tcPr>
-            <w:tcW w:type="dxa" w:w="1234"/>
+            <w:tcW w:type="dxa" w:w="1728"/>
           </w:tcPr>
           <w:p>
             <w:r>
@@ -622,7 +502,7 @@
         </w:tc>
         <w:tc>
           <w:tcPr>
-            <w:tcW w:type="dxa" w:w="1234"/>
+            <w:tcW w:type="dxa" w:w="1728"/>
           </w:tcPr>
           <w:p>
             <w:r>
@@ -634,57 +514,43 @@
       <w:tr>
         <w:tc>
           <w:tcPr>
-            <w:tcW w:type="dxa" w:w="1234"/>
+            <w:tcW w:type="dxa" w:w="1728"/>
           </w:tcPr>
           <w:p>
             <w:r>
               <w:t xml:space="preserve">Dermatocarpon meiophyllizum</w:t>
-            </w:r>
-          </w:p>
-        </w:tc>
-        <w:tc>
-          <w:tcPr>
-            <w:tcW w:type="dxa" w:w="1234"/>
-          </w:tcPr>
-          <w:p>
-            <w:r>
+              <w:br/>
               <w:t xml:space="preserve">silverskin lichen</w:t>
             </w:r>
           </w:p>
         </w:tc>
         <w:tc>
           <w:tcPr>
-            <w:tcW w:type="dxa" w:w="1234"/>
+            <w:tcW w:type="dxa" w:w="1728"/>
           </w:tcPr>
           <w:p>
             <w:r>
-              <w:t xml:space="preserve">foliose lichen (aquatic)</w:t>
+              <w:t xml:space="preserve">CRPR: 2B.3</w:t>
             </w:r>
           </w:p>
         </w:tc>
         <w:tc>
           <w:tcPr>
-            <w:tcW w:type="dxa" w:w="1234"/>
+            <w:tcW w:type="dxa" w:w="1728"/>
           </w:tcPr>
           <w:p>
             <w:r>
-              <w:t xml:space="preserve">Bates Canyon (3411988), Billys Peak (4112227), Boulder Peak (4112351), Dardanelles Cone (3811947), Disaster Peak (3811946), Dunderberg Peak (3811913), Kibbie Lake (3811917), Mt. Abbot (3711847), Mt. Lyell (3711963), Mt. Morgan (3711846), San Rafael (3712285), Tangle Blue Lake (4112226), Thompson Peak (4112311), Vogelsang Peak (3711973), Ycatapom Peak (4112217)</w:t>
+              <w:t xml:space="preserve">Elevation: 970–11465 ft</w:t>
+              <w:br/>
+              <w:t xml:space="preserve">Microhabitat: Usually aquatic to semi-aquatic, within splash zone of lakes or streams. Preferred habitat is undisturbed, exposed streams with large rocks or bedrock at high elevations, but it is also found in cold, deep canyons at lower elevations.; Lake Margins, Rocky, Streambanks</w:t>
+              <w:br/>
+              <w:t xml:space="preserve">Habitat:  Coastal prairie, Lower montane coniferous forest, North Coast coniferous forest, Subalpine coniferous forest, Upper montane coniferous forest</w:t>
             </w:r>
           </w:p>
         </w:tc>
         <w:tc>
           <w:tcPr>
-            <w:tcW w:type="dxa" w:w="1234"/>
-          </w:tcPr>
-          <w:p>
-            <w:r>
-              <w:t xml:space="preserve"> Coastal prairie, Lower montane coniferous forest, North Coast coniferous forest, Subalpine coniferous forest, Upper montane coniferous forest</w:t>
-            </w:r>
-          </w:p>
-        </w:tc>
-        <w:tc>
-          <w:tcPr>
-            <w:tcW w:type="dxa" w:w="1234"/>
+            <w:tcW w:type="dxa" w:w="1728"/>
           </w:tcPr>
           <w:p>
             <w:r>
@@ -694,7 +560,7 @@
         </w:tc>
         <w:tc>
           <w:tcPr>
-            <w:tcW w:type="dxa" w:w="1234"/>
+            <w:tcW w:type="dxa" w:w="1728"/>
           </w:tcPr>
           <w:p>
             <w:r>
@@ -706,57 +572,43 @@
       <w:tr>
         <w:tc>
           <w:tcPr>
-            <w:tcW w:type="dxa" w:w="1234"/>
+            <w:tcW w:type="dxa" w:w="1728"/>
           </w:tcPr>
           <w:p>
             <w:r>
               <w:t xml:space="preserve">Draba howellii</w:t>
-            </w:r>
-          </w:p>
-        </w:tc>
-        <w:tc>
-          <w:tcPr>
-            <w:tcW w:type="dxa" w:w="1234"/>
-          </w:tcPr>
-          <w:p>
-            <w:r>
+              <w:br/>
               <w:t xml:space="preserve">Howell's draba</w:t>
             </w:r>
           </w:p>
         </w:tc>
         <w:tc>
           <w:tcPr>
-            <w:tcW w:type="dxa" w:w="1234"/>
+            <w:tcW w:type="dxa" w:w="1728"/>
           </w:tcPr>
           <w:p>
             <w:r>
-              <w:t xml:space="preserve">perennial herb</w:t>
+              <w:t xml:space="preserve">CRPR: 4.3</w:t>
             </w:r>
           </w:p>
         </w:tc>
         <w:tc>
           <w:tcPr>
-            <w:tcW w:type="dxa" w:w="1234"/>
+            <w:tcW w:type="dxa" w:w="1728"/>
           </w:tcPr>
           <w:p>
             <w:r>
-              <w:t xml:space="preserve">Boulder Peak (4112351), Broken Rib Mtn. (4112386), Caribou Lake (4112218), Cecil Lake (4112312), Deadman Peak (4112228), Devils Punchbowl (4112376), Dunsmuir (4112223), Eaton Peak (4112238), English Peak (4112342), Figurehead Mtn. (4112383), Kangaroo Mtn. (4112382), Marble Mountain (4112352), Mt. Hilton (4012381), Polar Bear Mtn. (4112385), Preston Peak (4112375), Rush Creek Lakes (4012278), Salmon Mtn. (4112324), Sawyers Bar (4112332), Siligo Peak (4012288), Tangle Blue Lake (4112226), Thompson Peak (4112311), Thurston Peaks (4012382), Trinity Mtn. (4112314)</w:t>
+              <w:t xml:space="preserve">Elevation: 4495–9845 ft</w:t>
+              <w:br/>
+              <w:t xml:space="preserve">Blooming Period: Jun-Jul</w:t>
+              <w:br/>
+              <w:t xml:space="preserve">Habitat:  Subalpine coniferous forest (rocky)</w:t>
             </w:r>
           </w:p>
         </w:tc>
         <w:tc>
           <w:tcPr>
-            <w:tcW w:type="dxa" w:w="1234"/>
-          </w:tcPr>
-          <w:p>
-            <w:r>
-              <w:t xml:space="preserve"> Subalpine coniferous forest (rocky)</w:t>
-            </w:r>
-          </w:p>
-        </w:tc>
-        <w:tc>
-          <w:tcPr>
-            <w:tcW w:type="dxa" w:w="1234"/>
+            <w:tcW w:type="dxa" w:w="1728"/>
           </w:tcPr>
           <w:p>
             <w:r>
@@ -766,7 +618,7 @@
         </w:tc>
         <w:tc>
           <w:tcPr>
-            <w:tcW w:type="dxa" w:w="1234"/>
+            <w:tcW w:type="dxa" w:w="1728"/>
           </w:tcPr>
           <w:p>
             <w:r>
@@ -778,57 +630,43 @@
       <w:tr>
         <w:tc>
           <w:tcPr>
-            <w:tcW w:type="dxa" w:w="1234"/>
+            <w:tcW w:type="dxa" w:w="1728"/>
           </w:tcPr>
           <w:p>
             <w:r>
               <w:t xml:space="preserve">Draba pterosperma</w:t>
-            </w:r>
-          </w:p>
-        </w:tc>
-        <w:tc>
-          <w:tcPr>
-            <w:tcW w:type="dxa" w:w="1234"/>
-          </w:tcPr>
-          <w:p>
-            <w:r>
+              <w:br/>
               <w:t xml:space="preserve">winged-seed draba</w:t>
             </w:r>
           </w:p>
         </w:tc>
         <w:tc>
           <w:tcPr>
-            <w:tcW w:type="dxa" w:w="1234"/>
+            <w:tcW w:type="dxa" w:w="1728"/>
           </w:tcPr>
           <w:p>
             <w:r>
-              <w:t xml:space="preserve">perennial herb</w:t>
+              <w:t xml:space="preserve">CRPR: 4.3</w:t>
             </w:r>
           </w:p>
         </w:tc>
         <w:tc>
           <w:tcPr>
-            <w:tcW w:type="dxa" w:w="1234"/>
+            <w:tcW w:type="dxa" w:w="1728"/>
           </w:tcPr>
           <w:p>
             <w:r>
-              <w:t xml:space="preserve">Boulder Peak (4112351), Callahan (4112237), English Peak (4112342), Marble Mountain (4112352)</w:t>
+              <w:t xml:space="preserve">Elevation: 5905–8205 ft</w:t>
+              <w:br/>
+              <w:t xml:space="preserve">Blooming Period: Jun-Aug</w:t>
+              <w:br/>
+              <w:t xml:space="preserve">Habitat:  Upper montane coniferous forest (often carbonate, gravelly, rocky)</w:t>
             </w:r>
           </w:p>
         </w:tc>
         <w:tc>
           <w:tcPr>
-            <w:tcW w:type="dxa" w:w="1234"/>
-          </w:tcPr>
-          <w:p>
-            <w:r>
-              <w:t xml:space="preserve"> Upper montane coniferous forest (often carbonate, gravelly, rocky)</w:t>
-            </w:r>
-          </w:p>
-        </w:tc>
-        <w:tc>
-          <w:tcPr>
-            <w:tcW w:type="dxa" w:w="1234"/>
+            <w:tcW w:type="dxa" w:w="1728"/>
           </w:tcPr>
           <w:p>
             <w:r>
@@ -838,7 +676,7 @@
         </w:tc>
         <w:tc>
           <w:tcPr>
-            <w:tcW w:type="dxa" w:w="1234"/>
+            <w:tcW w:type="dxa" w:w="1728"/>
           </w:tcPr>
           <w:p>
             <w:r>
@@ -850,57 +688,43 @@
       <w:tr>
         <w:tc>
           <w:tcPr>
-            <w:tcW w:type="dxa" w:w="1234"/>
+            <w:tcW w:type="dxa" w:w="1728"/>
           </w:tcPr>
           <w:p>
             <w:r>
               <w:t xml:space="preserve">Drosera anglica</w:t>
-            </w:r>
-          </w:p>
-        </w:tc>
-        <w:tc>
-          <w:tcPr>
-            <w:tcW w:type="dxa" w:w="1234"/>
-          </w:tcPr>
-          <w:p>
-            <w:r>
+              <w:br/>
               <w:t xml:space="preserve">English sundew</w:t>
             </w:r>
           </w:p>
         </w:tc>
         <w:tc>
           <w:tcPr>
-            <w:tcW w:type="dxa" w:w="1234"/>
+            <w:tcW w:type="dxa" w:w="1728"/>
           </w:tcPr>
           <w:p>
             <w:r>
-              <w:t xml:space="preserve">perennial herb (carnivorous)</w:t>
+              <w:t xml:space="preserve">CRPR: 2B.3</w:t>
             </w:r>
           </w:p>
         </w:tc>
         <w:tc>
           <w:tcPr>
-            <w:tcW w:type="dxa" w:w="1234"/>
+            <w:tcW w:type="dxa" w:w="1728"/>
           </w:tcPr>
           <w:p>
             <w:r>
-              <w:t xml:space="preserve">Almanor (4012122), Belden (4012113), Big Bend (4112118), Boulder Peak (4112351), Burney (4012186), Butte Meadows (4012115), Hobart Mills (3912042), Humbug Valley (4012123), Independence Lake (3912043), Jess Valley (4112023), Mt. Harkness (4012143), Reading Peak (4012144), Swain Mountain (4012141), Westwood East (4012038)</w:t>
+              <w:t xml:space="preserve">Elevation: 4265–7400 ft</w:t>
+              <w:br/>
+              <w:t xml:space="preserve">Blooming Period: Jun-Sep</w:t>
+              <w:br/>
+              <w:t xml:space="preserve">Habitat:  Bogs and fens, Meadows and seeps (mesic)</w:t>
             </w:r>
           </w:p>
         </w:tc>
         <w:tc>
           <w:tcPr>
-            <w:tcW w:type="dxa" w:w="1234"/>
-          </w:tcPr>
-          <w:p>
-            <w:r>
-              <w:t xml:space="preserve"> Bogs and fens, Meadows and seeps (mesic)</w:t>
-            </w:r>
-          </w:p>
-        </w:tc>
-        <w:tc>
-          <w:tcPr>
-            <w:tcW w:type="dxa" w:w="1234"/>
+            <w:tcW w:type="dxa" w:w="1728"/>
           </w:tcPr>
           <w:p>
             <w:r>
@@ -910,7 +734,7 @@
         </w:tc>
         <w:tc>
           <w:tcPr>
-            <w:tcW w:type="dxa" w:w="1234"/>
+            <w:tcW w:type="dxa" w:w="1728"/>
           </w:tcPr>
           <w:p>
             <w:r>
@@ -922,57 +746,45 @@
       <w:tr>
         <w:tc>
           <w:tcPr>
-            <w:tcW w:type="dxa" w:w="1234"/>
+            <w:tcW w:type="dxa" w:w="1728"/>
           </w:tcPr>
           <w:p>
             <w:r>
               <w:t xml:space="preserve">Epilobium septentrionale</w:t>
-            </w:r>
-          </w:p>
-        </w:tc>
-        <w:tc>
-          <w:tcPr>
-            <w:tcW w:type="dxa" w:w="1234"/>
-          </w:tcPr>
-          <w:p>
-            <w:r>
+              <w:br/>
               <w:t xml:space="preserve">Humboldt County fuchsia</w:t>
             </w:r>
           </w:p>
         </w:tc>
         <w:tc>
           <w:tcPr>
-            <w:tcW w:type="dxa" w:w="1234"/>
+            <w:tcW w:type="dxa" w:w="1728"/>
           </w:tcPr>
           <w:p>
             <w:r>
-              <w:t xml:space="preserve">perennial herb</w:t>
+              <w:t xml:space="preserve">CRPR: 4.3</w:t>
             </w:r>
           </w:p>
         </w:tc>
         <w:tc>
           <w:tcPr>
-            <w:tcW w:type="dxa" w:w="1234"/>
+            <w:tcW w:type="dxa" w:w="1728"/>
           </w:tcPr>
           <w:p>
             <w:r>
-              <w:t xml:space="preserve">Boulder Peak (4112351), Buckeye Mtn. (4012432), Covington Mill (4012287), Forest Glen (4012333), Four Corners Rock (4012312), Garberville (4012317), Hennessy Peak (4012375), Hoopa (4112316), Hopland (3812381), Hull Mountain (3912258), Iaqua Buttes (4012368), Ironside Mtn. (4012374), Korbel (4012378), Larabee Valley (4012346), Leech Lake Mtn. (3912381), Leggett (3912376), Mad River Buttes (4012367), Maple Creek (4012377), Marble Mountain (4112352), Mendocino Pass (3912278), Mount Eddy (4112234), Myers Flat (4012337), Naufus Creek (4012343), Noble Butte (3912386), Ornbaun Valley (3812383), Petrolia (4012433), Piercy (3912387), Redcrest (4012348), Salyer (4012385), Scott Mountain (4112236)?, Shubrick Peak (4012422), Siligo Peak (4012288), Tan Oak Park (3912375), Willow Creek (4012386)</w:t>
+              <w:t xml:space="preserve">Elevation: 150–5905 ft</w:t>
+              <w:br/>
+              <w:t xml:space="preserve">Microhabitat: Rocky (sometimes), Sandy (sometimes)</w:t>
+              <w:br/>
+              <w:t xml:space="preserve">Blooming Period: Jul-Sep</w:t>
+              <w:br/>
+              <w:t xml:space="preserve">Habitat:  Broadleafed upland forest, North Coast coniferous forest</w:t>
             </w:r>
           </w:p>
         </w:tc>
         <w:tc>
           <w:tcPr>
-            <w:tcW w:type="dxa" w:w="1234"/>
-          </w:tcPr>
-          <w:p>
-            <w:r>
-              <w:t xml:space="preserve"> Broadleafed upland forest, North Coast coniferous forest</w:t>
-            </w:r>
-          </w:p>
-        </w:tc>
-        <w:tc>
-          <w:tcPr>
-            <w:tcW w:type="dxa" w:w="1234"/>
+            <w:tcW w:type="dxa" w:w="1728"/>
           </w:tcPr>
           <w:p>
             <w:r>
@@ -982,7 +794,7 @@
         </w:tc>
         <w:tc>
           <w:tcPr>
-            <w:tcW w:type="dxa" w:w="1234"/>
+            <w:tcW w:type="dxa" w:w="1728"/>
           </w:tcPr>
           <w:p>
             <w:r>
@@ -994,57 +806,45 @@
       <w:tr>
         <w:tc>
           <w:tcPr>
-            <w:tcW w:type="dxa" w:w="1234"/>
+            <w:tcW w:type="dxa" w:w="1728"/>
           </w:tcPr>
           <w:p>
             <w:r>
               <w:t xml:space="preserve">Epilobium siskiyouense</w:t>
-            </w:r>
-          </w:p>
-        </w:tc>
-        <w:tc>
-          <w:tcPr>
-            <w:tcW w:type="dxa" w:w="1234"/>
-          </w:tcPr>
-          <w:p>
-            <w:r>
+              <w:br/>
               <w:t xml:space="preserve">Siskiyou fireweed</w:t>
             </w:r>
           </w:p>
         </w:tc>
         <w:tc>
           <w:tcPr>
-            <w:tcW w:type="dxa" w:w="1234"/>
+            <w:tcW w:type="dxa" w:w="1728"/>
           </w:tcPr>
           <w:p>
             <w:r>
-              <w:t xml:space="preserve">perennial herb</w:t>
+              <w:t xml:space="preserve">CRPR: 1B.3</w:t>
             </w:r>
           </w:p>
         </w:tc>
         <w:tc>
           <w:tcPr>
-            <w:tcW w:type="dxa" w:w="1234"/>
+            <w:tcW w:type="dxa" w:w="1728"/>
           </w:tcPr>
           <w:p>
             <w:r>
-              <w:t xml:space="preserve">Billys Peak (4112227), Boulder Peak (4112351), Bully Choop Mtn. (4012257), Caribou Lake (4112218), Chicken Hawk Hill (4112214), Covington Mill (4012287), Deadman Peak (4112228), Dees Peak (4112313), Dutch Creek (4112381), Figurehead Mtn. (4112383), Kangaroo Mtn. (4112382), Marble Mountain (4112352), Mount Eddy (4112234), Mumbo Basin (4112225), Preston Peak (4112375), Scott Mountain (4112236), Seven Lakes Basin (4112224), Siligo Peak (4012288), South China Mtn. (4112235), Ycatapom Peak (4112217)</w:t>
+              <w:t xml:space="preserve">Elevation: 5580–8205 ft</w:t>
+              <w:br/>
+              <w:t xml:space="preserve">Microhabitat: Rocky, Serpentine</w:t>
+              <w:br/>
+              <w:t xml:space="preserve">Blooming Period: Jul-Sep</w:t>
+              <w:br/>
+              <w:t xml:space="preserve">Habitat:  Alpine boulder and rock field, Subalpine coniferous forest, Upper montane coniferous forest</w:t>
             </w:r>
           </w:p>
         </w:tc>
         <w:tc>
           <w:tcPr>
-            <w:tcW w:type="dxa" w:w="1234"/>
-          </w:tcPr>
-          <w:p>
-            <w:r>
-              <w:t xml:space="preserve"> Alpine boulder and rock field, Subalpine coniferous forest, Upper montane coniferous forest</w:t>
-            </w:r>
-          </w:p>
-        </w:tc>
-        <w:tc>
-          <w:tcPr>
-            <w:tcW w:type="dxa" w:w="1234"/>
+            <w:tcW w:type="dxa" w:w="1728"/>
           </w:tcPr>
           <w:p>
             <w:r>
@@ -1054,7 +854,7 @@
         </w:tc>
         <w:tc>
           <w:tcPr>
-            <w:tcW w:type="dxa" w:w="1234"/>
+            <w:tcW w:type="dxa" w:w="1728"/>
           </w:tcPr>
           <w:p>
             <w:r>
@@ -1066,57 +866,43 @@
       <w:tr>
         <w:tc>
           <w:tcPr>
-            <w:tcW w:type="dxa" w:w="1234"/>
+            <w:tcW w:type="dxa" w:w="1728"/>
           </w:tcPr>
           <w:p>
             <w:r>
               <w:t xml:space="preserve">Erigeron cervinus</w:t>
-            </w:r>
-          </w:p>
-        </w:tc>
-        <w:tc>
-          <w:tcPr>
-            <w:tcW w:type="dxa" w:w="1234"/>
-          </w:tcPr>
-          <w:p>
-            <w:r>
+              <w:br/>
               <w:t xml:space="preserve">Siskiyou daisy</w:t>
             </w:r>
           </w:p>
         </w:tc>
         <w:tc>
           <w:tcPr>
-            <w:tcW w:type="dxa" w:w="1234"/>
+            <w:tcW w:type="dxa" w:w="1728"/>
           </w:tcPr>
           <w:p>
             <w:r>
-              <w:t xml:space="preserve">perennial rhizomatous herb</w:t>
+              <w:t xml:space="preserve">CRPR: 4.3</w:t>
             </w:r>
           </w:p>
         </w:tc>
         <w:tc>
           <w:tcPr>
-            <w:tcW w:type="dxa" w:w="1234"/>
+            <w:tcW w:type="dxa" w:w="1728"/>
           </w:tcPr>
           <w:p>
             <w:r>
-              <w:t xml:space="preserve">Boulder Peak (4112351), Callahan (4112237), Cant Hook Mtn. (4112368), Caribou Lake (4112218), Carrville (4112216), Chimney Rock (4112356), Covington Mill (4012287), Devils Punchbowl (4112376), Eaton Peak (4112238), English Peak (4112342), Etna (4112248), Figurehead Mtn. (4112383), Greenview (4112258), Grider Valley (4112362), Hiouchi (4112471), Hurdygurdy Butte (4112377), Kangaroo Mtn. (4112382), Marble Mountain (4112352), Mt. Hilton (4012381), Polar Bear Mtn. (4112385), Preston Peak (4112375), Rush Creek Lakes (4012278), Russell Peak (4112268), Shelly Creek Ridge (4112387), Ship Mountain (4112367), Siligo Peak (4012288), Tangle Blue Lake (4112226), Thurston Peaks (4012382)</w:t>
+              <w:t xml:space="preserve">Elevation: 80–6235 ft</w:t>
+              <w:br/>
+              <w:t xml:space="preserve">Blooming Period: Jun-Aug</w:t>
+              <w:br/>
+              <w:t xml:space="preserve">Habitat:  Lower montane coniferous forest, Meadows and seeps</w:t>
             </w:r>
           </w:p>
         </w:tc>
         <w:tc>
           <w:tcPr>
-            <w:tcW w:type="dxa" w:w="1234"/>
-          </w:tcPr>
-          <w:p>
-            <w:r>
-              <w:t xml:space="preserve"> Lower montane coniferous forest, Meadows and seeps</w:t>
-            </w:r>
-          </w:p>
-        </w:tc>
-        <w:tc>
-          <w:tcPr>
-            <w:tcW w:type="dxa" w:w="1234"/>
+            <w:tcW w:type="dxa" w:w="1728"/>
           </w:tcPr>
           <w:p>
             <w:r>
@@ -1126,7 +912,7 @@
         </w:tc>
         <w:tc>
           <w:tcPr>
-            <w:tcW w:type="dxa" w:w="1234"/>
+            <w:tcW w:type="dxa" w:w="1728"/>
           </w:tcPr>
           <w:p>
             <w:r>
@@ -1138,57 +924,45 @@
       <w:tr>
         <w:tc>
           <w:tcPr>
-            <w:tcW w:type="dxa" w:w="1234"/>
+            <w:tcW w:type="dxa" w:w="1728"/>
           </w:tcPr>
           <w:p>
             <w:r>
               <w:t xml:space="preserve">Erigeron petrophilus var. viscidulus</w:t>
-            </w:r>
-          </w:p>
-        </w:tc>
-        <w:tc>
-          <w:tcPr>
-            <w:tcW w:type="dxa" w:w="1234"/>
-          </w:tcPr>
-          <w:p>
-            <w:r>
+              <w:br/>
               <w:t xml:space="preserve">Klamath rock daisy</w:t>
             </w:r>
           </w:p>
         </w:tc>
         <w:tc>
           <w:tcPr>
-            <w:tcW w:type="dxa" w:w="1234"/>
+            <w:tcW w:type="dxa" w:w="1728"/>
           </w:tcPr>
           <w:p>
             <w:r>
-              <w:t xml:space="preserve">perennial rhizomatous herb</w:t>
+              <w:t xml:space="preserve">CRPR: 4.3</w:t>
             </w:r>
           </w:p>
         </w:tc>
         <w:tc>
           <w:tcPr>
-            <w:tcW w:type="dxa" w:w="1234"/>
+            <w:tcW w:type="dxa" w:w="1728"/>
           </w:tcPr>
           <w:p>
             <w:r>
-              <w:t xml:space="preserve">Boulder Peak (4112351), Caribou Lake (4112218), Carrville (4112216), Cecil Lake (4112312), China Mtn. (4112245), Condrey Mtn. (4112288), Covington Mill (4012287), Dees Peak (4112313), Dunsmuir (4112223), Dutch Creek (4112381), Eaton Peak (4112238), Four Corners Rock (4012312), Kangaroo Mtn. (4112382), Leech Lake Mtn. (3912381), Long Ridge (4012313), Mount Eddy (4112234), Mt. Hilton (4012381), Mumbo Basin (4112225), Rush Creek Lakes (4012278), Scott Bar (4112361), Scott Mountain (4112236), Seven Lakes Basin (4112224), Siligo Peak (4012288), South China Mtn. (4112235), Swim Ridge (4012322), Thompson Peak (4112311), Thurston Peaks (4012382), Ukonom Lake (4112353), Ycatapom Peak (4112217)</w:t>
+              <w:t xml:space="preserve">Elevation: 4920–8860 ft</w:t>
+              <w:br/>
+              <w:t xml:space="preserve">Microhabitat: Serpentine (sometimes)</w:t>
+              <w:br/>
+              <w:t xml:space="preserve">Blooming Period: Jul-Sep</w:t>
+              <w:br/>
+              <w:t xml:space="preserve">Habitat:  Chaparral, Lower montane coniferous forest, Meadows and seeps, Upper montane coniferous forest</w:t>
             </w:r>
           </w:p>
         </w:tc>
         <w:tc>
           <w:tcPr>
-            <w:tcW w:type="dxa" w:w="1234"/>
-          </w:tcPr>
-          <w:p>
-            <w:r>
-              <w:t xml:space="preserve"> Chaparral, Lower montane coniferous forest, Meadows and seeps, Upper montane coniferous forest</w:t>
-            </w:r>
-          </w:p>
-        </w:tc>
-        <w:tc>
-          <w:tcPr>
-            <w:tcW w:type="dxa" w:w="1234"/>
+            <w:tcW w:type="dxa" w:w="1728"/>
           </w:tcPr>
           <w:p>
             <w:r>
@@ -1198,7 +972,7 @@
         </w:tc>
         <w:tc>
           <w:tcPr>
-            <w:tcW w:type="dxa" w:w="1234"/>
+            <w:tcW w:type="dxa" w:w="1728"/>
           </w:tcPr>
           <w:p>
             <w:r>
@@ -1210,57 +984,43 @@
       <w:tr>
         <w:tc>
           <w:tcPr>
-            <w:tcW w:type="dxa" w:w="1234"/>
+            <w:tcW w:type="dxa" w:w="1728"/>
           </w:tcPr>
           <w:p>
             <w:r>
               <w:t xml:space="preserve">Eriogonum diclinum</w:t>
-            </w:r>
-          </w:p>
-        </w:tc>
-        <w:tc>
-          <w:tcPr>
-            <w:tcW w:type="dxa" w:w="1234"/>
-          </w:tcPr>
-          <w:p>
-            <w:r>
+              <w:br/>
               <w:t xml:space="preserve">Jaynes Canyon buckwheat</w:t>
             </w:r>
           </w:p>
         </w:tc>
         <w:tc>
           <w:tcPr>
-            <w:tcW w:type="dxa" w:w="1234"/>
+            <w:tcW w:type="dxa" w:w="1728"/>
           </w:tcPr>
           <w:p>
             <w:r>
-              <w:t xml:space="preserve">perennial herb</w:t>
+              <w:t xml:space="preserve">CRPR: 2B.3</w:t>
             </w:r>
           </w:p>
         </w:tc>
         <w:tc>
           <w:tcPr>
-            <w:tcW w:type="dxa" w:w="1234"/>
+            <w:tcW w:type="dxa" w:w="1728"/>
           </w:tcPr>
           <w:p>
             <w:r>
-              <w:t xml:space="preserve">Boulder Peak (4112351), Caribou Lake (4112218), Condrey Mtn. (4112288), Deadman Peak (4112228), Eaton Peak (4112238), English Peak (4112342), Grider Valley (4112362), Thompson Peak (4112311), Ukonom Lake (4112353)</w:t>
+              <w:t xml:space="preserve">Elevation: 5580–7875 ft</w:t>
+              <w:br/>
+              <w:t xml:space="preserve">Blooming Period: Jun-Sep</w:t>
+              <w:br/>
+              <w:t xml:space="preserve">Habitat:  Upper montane coniferous forest (often serpentine)</w:t>
             </w:r>
           </w:p>
         </w:tc>
         <w:tc>
           <w:tcPr>
-            <w:tcW w:type="dxa" w:w="1234"/>
-          </w:tcPr>
-          <w:p>
-            <w:r>
-              <w:t xml:space="preserve"> Upper montane coniferous forest (often serpentine)</w:t>
-            </w:r>
-          </w:p>
-        </w:tc>
-        <w:tc>
-          <w:tcPr>
-            <w:tcW w:type="dxa" w:w="1234"/>
+            <w:tcW w:type="dxa" w:w="1728"/>
           </w:tcPr>
           <w:p>
             <w:r>
@@ -1270,7 +1030,7 @@
         </w:tc>
         <w:tc>
           <w:tcPr>
-            <w:tcW w:type="dxa" w:w="1234"/>
+            <w:tcW w:type="dxa" w:w="1728"/>
           </w:tcPr>
           <w:p>
             <w:r>
@@ -1282,57 +1042,45 @@
       <w:tr>
         <w:tc>
           <w:tcPr>
-            <w:tcW w:type="dxa" w:w="1234"/>
+            <w:tcW w:type="dxa" w:w="1728"/>
           </w:tcPr>
           <w:p>
             <w:r>
               <w:t xml:space="preserve">Eriogonum umbellatum var. glaberrimum</w:t>
-            </w:r>
-          </w:p>
-        </w:tc>
-        <w:tc>
-          <w:tcPr>
-            <w:tcW w:type="dxa" w:w="1234"/>
-          </w:tcPr>
-          <w:p>
-            <w:r>
+              <w:br/>
               <w:t xml:space="preserve">Warner Mountains buckwheat</w:t>
             </w:r>
           </w:p>
         </w:tc>
         <w:tc>
           <w:tcPr>
-            <w:tcW w:type="dxa" w:w="1234"/>
+            <w:tcW w:type="dxa" w:w="1728"/>
           </w:tcPr>
           <w:p>
             <w:r>
-              <w:t xml:space="preserve">perennial herb</w:t>
+              <w:t xml:space="preserve">CRPR: 1B.3</w:t>
             </w:r>
           </w:p>
         </w:tc>
         <w:tc>
           <w:tcPr>
-            <w:tcW w:type="dxa" w:w="1234"/>
+            <w:tcW w:type="dxa" w:w="1728"/>
           </w:tcPr>
           <w:p>
             <w:r>
-              <w:t xml:space="preserve">Beaver Mtn. (4112086), Boulder Peak (4112351), Cedarville (4112052), Davis Creek (4112063), Mt. Bidwell (4112082)</w:t>
+              <w:t xml:space="preserve">Elevation: 5005–7890 ft</w:t>
+              <w:br/>
+              <w:t xml:space="preserve">Microhabitat: Gravelly (sometimes), Sandy (sometimes)</w:t>
+              <w:br/>
+              <w:t xml:space="preserve">Blooming Period: Jun-Sep</w:t>
+              <w:br/>
+              <w:t xml:space="preserve">Habitat:  Great Basin scrub, Lower montane coniferous forest, Upper montane coniferous forest</w:t>
             </w:r>
           </w:p>
         </w:tc>
         <w:tc>
           <w:tcPr>
-            <w:tcW w:type="dxa" w:w="1234"/>
-          </w:tcPr>
-          <w:p>
-            <w:r>
-              <w:t xml:space="preserve"> Great Basin scrub, Lower montane coniferous forest, Upper montane coniferous forest</w:t>
-            </w:r>
-          </w:p>
-        </w:tc>
-        <w:tc>
-          <w:tcPr>
-            <w:tcW w:type="dxa" w:w="1234"/>
+            <w:tcW w:type="dxa" w:w="1728"/>
           </w:tcPr>
           <w:p>
             <w:r>
@@ -1342,7 +1090,7 @@
         </w:tc>
         <w:tc>
           <w:tcPr>
-            <w:tcW w:type="dxa" w:w="1234"/>
+            <w:tcW w:type="dxa" w:w="1728"/>
           </w:tcPr>
           <w:p>
             <w:r>
@@ -1354,57 +1102,43 @@
       <w:tr>
         <w:tc>
           <w:tcPr>
-            <w:tcW w:type="dxa" w:w="1234"/>
+            <w:tcW w:type="dxa" w:w="1728"/>
           </w:tcPr>
           <w:p>
             <w:r>
               <w:t xml:space="preserve">Eurybia merita</w:t>
-            </w:r>
-          </w:p>
-        </w:tc>
-        <w:tc>
-          <w:tcPr>
-            <w:tcW w:type="dxa" w:w="1234"/>
-          </w:tcPr>
-          <w:p>
-            <w:r>
+              <w:br/>
               <w:t xml:space="preserve">subalpine aster</w:t>
             </w:r>
           </w:p>
         </w:tc>
         <w:tc>
           <w:tcPr>
-            <w:tcW w:type="dxa" w:w="1234"/>
+            <w:tcW w:type="dxa" w:w="1728"/>
           </w:tcPr>
           <w:p>
             <w:r>
-              <w:t xml:space="preserve">perennial herb</w:t>
+              <w:t xml:space="preserve">CRPR: 2B.3</w:t>
             </w:r>
           </w:p>
         </w:tc>
         <w:tc>
           <w:tcPr>
-            <w:tcW w:type="dxa" w:w="1234"/>
+            <w:tcW w:type="dxa" w:w="1728"/>
           </w:tcPr>
           <w:p>
             <w:r>
-              <w:t xml:space="preserve">Bogus Mountain (4112274), Boulder Peak (4112351), China Mtn. (4112245), City of Mount Shasta (4112233), Dogwood Peak (3912171), Elk Spring (4112231), English Peak (4112342), Girard Ridge (4112222), Grass Lake (4112262), Grizzly Peak (4112128), Homewood (3912012), Hotlum (4112243), Iron Gate Reservoir (4112284), Kings Beach (3912021), Lake McCloud (4112221), Marble Mountain (4112352), McCloud (4112232), Mount Eddy (4112234), Mt. Harkness (4012143), Norden (3912033), Onion Valley (3912078), Scott Mountain (4112236), Seven Lakes Basin (4112224), South China Mtn. (4112235), Tahoe City (3912022), Truckee (3912032), Weed (4112244), Yreka (4112266)</w:t>
+              <w:t xml:space="preserve">Elevation: 4265–6840 ft</w:t>
+              <w:br/>
+              <w:t xml:space="preserve">Blooming Period: Aug</w:t>
+              <w:br/>
+              <w:t xml:space="preserve">Habitat:  Upper montane coniferous forest</w:t>
             </w:r>
           </w:p>
         </w:tc>
         <w:tc>
           <w:tcPr>
-            <w:tcW w:type="dxa" w:w="1234"/>
-          </w:tcPr>
-          <w:p>
-            <w:r>
-              <w:t xml:space="preserve"> Upper montane coniferous forest</w:t>
-            </w:r>
-          </w:p>
-        </w:tc>
-        <w:tc>
-          <w:tcPr>
-            <w:tcW w:type="dxa" w:w="1234"/>
+            <w:tcW w:type="dxa" w:w="1728"/>
           </w:tcPr>
           <w:p>
             <w:r>
@@ -1414,7 +1148,7 @@
         </w:tc>
         <w:tc>
           <w:tcPr>
-            <w:tcW w:type="dxa" w:w="1234"/>
+            <w:tcW w:type="dxa" w:w="1728"/>
           </w:tcPr>
           <w:p>
             <w:r>
@@ -1426,57 +1160,45 @@
       <w:tr>
         <w:tc>
           <w:tcPr>
-            <w:tcW w:type="dxa" w:w="1234"/>
+            <w:tcW w:type="dxa" w:w="1728"/>
           </w:tcPr>
           <w:p>
             <w:r>
               <w:t xml:space="preserve">Gentiana plurisetosa</w:t>
-            </w:r>
-          </w:p>
-        </w:tc>
-        <w:tc>
-          <w:tcPr>
-            <w:tcW w:type="dxa" w:w="1234"/>
-          </w:tcPr>
-          <w:p>
-            <w:r>
+              <w:br/>
               <w:t xml:space="preserve">Klamath gentian</w:t>
             </w:r>
           </w:p>
         </w:tc>
         <w:tc>
           <w:tcPr>
-            <w:tcW w:type="dxa" w:w="1234"/>
+            <w:tcW w:type="dxa" w:w="1728"/>
           </w:tcPr>
           <w:p>
             <w:r>
-              <w:t xml:space="preserve">perennial herb</w:t>
+              <w:t xml:space="preserve">CRPR: 1B.3</w:t>
             </w:r>
           </w:p>
         </w:tc>
         <w:tc>
           <w:tcPr>
-            <w:tcW w:type="dxa" w:w="1234"/>
+            <w:tcW w:type="dxa" w:w="1728"/>
           </w:tcPr>
           <w:p>
             <w:r>
-              <w:t xml:space="preserve">Boulder Peak (4112351), English Peak (4112342), Salmon Mtn. (4112324), Somes Bar (4112344), Trinity Mtn. (4112314), Ukonom Lake (4112353), Ukonom Mtn. (4112354)</w:t>
+              <w:t xml:space="preserve">Elevation: 3935–6235 ft</w:t>
+              <w:br/>
+              <w:t xml:space="preserve">Microhabitat: Mesic</w:t>
+              <w:br/>
+              <w:t xml:space="preserve">Blooming Period: Jul-Sep</w:t>
+              <w:br/>
+              <w:t xml:space="preserve">Habitat:  Lower montane coniferous forest, Meadows and seeps, Upper montane coniferous forest</w:t>
             </w:r>
           </w:p>
         </w:tc>
         <w:tc>
           <w:tcPr>
-            <w:tcW w:type="dxa" w:w="1234"/>
-          </w:tcPr>
-          <w:p>
-            <w:r>
-              <w:t xml:space="preserve"> Lower montane coniferous forest, Meadows and seeps, Upper montane coniferous forest</w:t>
-            </w:r>
-          </w:p>
-        </w:tc>
-        <w:tc>
-          <w:tcPr>
-            <w:tcW w:type="dxa" w:w="1234"/>
+            <w:tcW w:type="dxa" w:w="1728"/>
           </w:tcPr>
           <w:p>
             <w:r>
@@ -1486,7 +1208,7 @@
         </w:tc>
         <w:tc>
           <w:tcPr>
-            <w:tcW w:type="dxa" w:w="1234"/>
+            <w:tcW w:type="dxa" w:w="1728"/>
           </w:tcPr>
           <w:p>
             <w:r>
@@ -1498,57 +1220,43 @@
       <w:tr>
         <w:tc>
           <w:tcPr>
-            <w:tcW w:type="dxa" w:w="1234"/>
+            <w:tcW w:type="dxa" w:w="1728"/>
           </w:tcPr>
           <w:p>
             <w:r>
               <w:t xml:space="preserve">Lewisia cotyledon var. heckneri</w:t>
-            </w:r>
-          </w:p>
-        </w:tc>
-        <w:tc>
-          <w:tcPr>
-            <w:tcW w:type="dxa" w:w="1234"/>
-          </w:tcPr>
-          <w:p>
-            <w:r>
+              <w:br/>
               <w:t xml:space="preserve">Heckner's lewisia</w:t>
             </w:r>
           </w:p>
         </w:tc>
         <w:tc>
           <w:tcPr>
-            <w:tcW w:type="dxa" w:w="1234"/>
+            <w:tcW w:type="dxa" w:w="1728"/>
           </w:tcPr>
           <w:p>
             <w:r>
-              <w:t xml:space="preserve">perennial herb</w:t>
+              <w:t xml:space="preserve">CRPR: 1B.2</w:t>
             </w:r>
           </w:p>
         </w:tc>
         <w:tc>
           <w:tcPr>
-            <w:tcW w:type="dxa" w:w="1234"/>
+            <w:tcW w:type="dxa" w:w="1728"/>
           </w:tcPr>
           <w:p>
             <w:r>
-              <w:t xml:space="preserve">Bollibokka Mtn. (4012282), Boulder Peak (4112351), Caribou Lake (4112218), Carrville (4112216), Condrey Mtn. (4112288), Dedrick (4012371), Del Loma (4012373), Denny (4012384), Happy Camp (4112374), Hayfork Bally (4012362), Helena (4012372), Hoosimbim Mtn. (4012258), Huckleberry Mtn. (4112363), Ironside Mtn. (4012374), Jim Jam Ridge (4012383), Junction City (4012361), Mt. Hilton (4012381), Preston Peak (4112375), Rush Creek Lakes (4012278), Siligo Peak (4012288), Thompson Peak (4112311), Thurston Peaks (4012382), Weaverville (4012268), Weitchpec (4112326), Whisky Bill Peak (4112215)</w:t>
+              <w:t xml:space="preserve">Elevation: 740–6890 ft</w:t>
+              <w:br/>
+              <w:t xml:space="preserve">Blooming Period: (Apr)May-Jul</w:t>
+              <w:br/>
+              <w:t xml:space="preserve">Habitat:  Lower montane coniferous forest (rocky)</w:t>
             </w:r>
           </w:p>
         </w:tc>
         <w:tc>
           <w:tcPr>
-            <w:tcW w:type="dxa" w:w="1234"/>
-          </w:tcPr>
-          <w:p>
-            <w:r>
-              <w:t xml:space="preserve"> Lower montane coniferous forest (rocky)</w:t>
-            </w:r>
-          </w:p>
-        </w:tc>
-        <w:tc>
-          <w:tcPr>
-            <w:tcW w:type="dxa" w:w="1234"/>
+            <w:tcW w:type="dxa" w:w="1728"/>
           </w:tcPr>
           <w:p>
             <w:r>
@@ -1558,7 +1266,7 @@
         </w:tc>
         <w:tc>
           <w:tcPr>
-            <w:tcW w:type="dxa" w:w="1234"/>
+            <w:tcW w:type="dxa" w:w="1728"/>
           </w:tcPr>
           <w:p>
             <w:r>
@@ -1570,57 +1278,45 @@
       <w:tr>
         <w:tc>
           <w:tcPr>
-            <w:tcW w:type="dxa" w:w="1234"/>
+            <w:tcW w:type="dxa" w:w="1728"/>
           </w:tcPr>
           <w:p>
             <w:r>
               <w:t xml:space="preserve">Lewisia cotyledon var. howellii</w:t>
-            </w:r>
-          </w:p>
-        </w:tc>
-        <w:tc>
-          <w:tcPr>
-            <w:tcW w:type="dxa" w:w="1234"/>
-          </w:tcPr>
-          <w:p>
-            <w:r>
+              <w:br/>
               <w:t xml:space="preserve">Howell's lewisia</w:t>
             </w:r>
           </w:p>
         </w:tc>
         <w:tc>
           <w:tcPr>
-            <w:tcW w:type="dxa" w:w="1234"/>
+            <w:tcW w:type="dxa" w:w="1728"/>
           </w:tcPr>
           <w:p>
             <w:r>
-              <w:t xml:space="preserve">perennial herb</w:t>
+              <w:t xml:space="preserve">CRPR: 3.2</w:t>
             </w:r>
           </w:p>
         </w:tc>
         <w:tc>
           <w:tcPr>
-            <w:tcW w:type="dxa" w:w="1234"/>
+            <w:tcW w:type="dxa" w:w="1728"/>
           </w:tcPr>
           <w:p>
             <w:r>
-              <w:t xml:space="preserve">Badger Mtn. (4112276), Bear Peak (4112365), Bollibokka Mtn. (4012282), Boulder Peak (4112351), Buckhorn Bally (4112287), Bully Choop Mtn. (4012257), Chanchelulla Peak (4012248), Chimney Rock (4112356), Clear Creek (4112364), Condrey Mtn. (4112288), Dillon Mtn. (4112355), Dutch Creek (4112381), Eaton Peak (4112238), Figurehead Mtn. (4112383), Grider Valley (4112362), Hamburg (4112371), Happy Camp (4112374), Hoopa (4112316), Hoosimbim Mtn. (4012258), Hopkins Butte (4112325), Horse Creek (4112278), Huckleberry Mtn. (4112363), Indian Creek Baldy (4112267), Ironside Mtn. (4012374), Kangaroo Mtn. (4112382), Lake McCloud (4112221), McKinley Mtn. (4112277), Minnesota Mtn. (4012272), Orleans (4112335), Orleans Mtn. (4112334), Preston Peak (4112375), Salmon Mtn. (4112324), Sawyers Bar (4112332), Scott Bar (4112361), Seiad Valley (4112372), Shoeinhorse Mtn. (4112211), Slater Butte (4112373), Somes Bar (4112344), Ukonom Mtn. (4112354), Weitchpec (4112326), Whisky Bill Peak (4112215), Yellowjacket Mtn. (4112212), Yreka (4112266)</w:t>
+              <w:t xml:space="preserve">Elevation: 490–6595 ft</w:t>
+              <w:br/>
+              <w:t xml:space="preserve">Microhabitat: Rocky</w:t>
+              <w:br/>
+              <w:t xml:space="preserve">Blooming Period: Apr-Jul</w:t>
+              <w:br/>
+              <w:t xml:space="preserve">Habitat:  Broadleafed upland forest, Chaparral, Cismontane woodland, Lower montane coniferous forest</w:t>
             </w:r>
           </w:p>
         </w:tc>
         <w:tc>
           <w:tcPr>
-            <w:tcW w:type="dxa" w:w="1234"/>
-          </w:tcPr>
-          <w:p>
-            <w:r>
-              <w:t xml:space="preserve"> Broadleafed upland forest, Chaparral, Cismontane woodland, Lower montane coniferous forest</w:t>
-            </w:r>
-          </w:p>
-        </w:tc>
-        <w:tc>
-          <w:tcPr>
-            <w:tcW w:type="dxa" w:w="1234"/>
+            <w:tcW w:type="dxa" w:w="1728"/>
           </w:tcPr>
           <w:p>
             <w:r>
@@ -1630,7 +1326,7 @@
         </w:tc>
         <w:tc>
           <w:tcPr>
-            <w:tcW w:type="dxa" w:w="1234"/>
+            <w:tcW w:type="dxa" w:w="1728"/>
           </w:tcPr>
           <w:p>
             <w:r>
@@ -1642,57 +1338,45 @@
       <w:tr>
         <w:tc>
           <w:tcPr>
-            <w:tcW w:type="dxa" w:w="1234"/>
+            <w:tcW w:type="dxa" w:w="1728"/>
           </w:tcPr>
           <w:p>
             <w:r>
               <w:t xml:space="preserve">Lilium pardalinum ssp. wigginsii</w:t>
-            </w:r>
-          </w:p>
-        </w:tc>
-        <w:tc>
-          <w:tcPr>
-            <w:tcW w:type="dxa" w:w="1234"/>
-          </w:tcPr>
-          <w:p>
-            <w:r>
+              <w:br/>
               <w:t xml:space="preserve">Wiggins' lily</w:t>
             </w:r>
           </w:p>
         </w:tc>
         <w:tc>
           <w:tcPr>
-            <w:tcW w:type="dxa" w:w="1234"/>
+            <w:tcW w:type="dxa" w:w="1728"/>
           </w:tcPr>
           <w:p>
             <w:r>
-              <w:t xml:space="preserve">perennial bulbiferous herb</w:t>
+              <w:t xml:space="preserve">CRPR: 4.3</w:t>
             </w:r>
           </w:p>
         </w:tc>
         <w:tc>
           <w:tcPr>
-            <w:tcW w:type="dxa" w:w="1234"/>
+            <w:tcW w:type="dxa" w:w="1728"/>
           </w:tcPr>
           <w:p>
             <w:r>
-              <w:t xml:space="preserve">Boulder Peak (4112351), Deadman Point (4112384), English Peak (4112342), Happy Camp (4112374), Kangaroo Mtn. (4112382), Marble Mountain (4112352), Polar Bear Mtn. (4112385), Salmon Mtn. (4112324)</w:t>
+              <w:t xml:space="preserve">Elevation: 1590–6560 ft</w:t>
+              <w:br/>
+              <w:t xml:space="preserve">Microhabitat: Mesic</w:t>
+              <w:br/>
+              <w:t xml:space="preserve">Blooming Period: Jun-Aug</w:t>
+              <w:br/>
+              <w:t xml:space="preserve">Habitat:  Bogs and fens, Broadleafed upland forest, Lower montane coniferous forest, Meadows and seeps, Riparian scrub</w:t>
             </w:r>
           </w:p>
         </w:tc>
         <w:tc>
           <w:tcPr>
-            <w:tcW w:type="dxa" w:w="1234"/>
-          </w:tcPr>
-          <w:p>
-            <w:r>
-              <w:t xml:space="preserve"> Bogs and fens, Broadleafed upland forest, Lower montane coniferous forest, Meadows and seeps, Riparian scrub</w:t>
-            </w:r>
-          </w:p>
-        </w:tc>
-        <w:tc>
-          <w:tcPr>
-            <w:tcW w:type="dxa" w:w="1234"/>
+            <w:tcW w:type="dxa" w:w="1728"/>
           </w:tcPr>
           <w:p>
             <w:r>
@@ -1702,7 +1386,7 @@
         </w:tc>
         <w:tc>
           <w:tcPr>
-            <w:tcW w:type="dxa" w:w="1234"/>
+            <w:tcW w:type="dxa" w:w="1728"/>
           </w:tcPr>
           <w:p>
             <w:r>
@@ -1714,57 +1398,43 @@
       <w:tr>
         <w:tc>
           <w:tcPr>
-            <w:tcW w:type="dxa" w:w="1234"/>
+            <w:tcW w:type="dxa" w:w="1728"/>
           </w:tcPr>
           <w:p>
             <w:r>
               <w:t xml:space="preserve">Meesia longiseta</w:t>
-            </w:r>
-          </w:p>
-        </w:tc>
-        <w:tc>
-          <w:tcPr>
-            <w:tcW w:type="dxa" w:w="1234"/>
-          </w:tcPr>
-          <w:p>
-            <w:r>
+              <w:br/>
               <w:t xml:space="preserve">long seta hump moss</w:t>
             </w:r>
           </w:p>
         </w:tc>
         <w:tc>
           <w:tcPr>
-            <w:tcW w:type="dxa" w:w="1234"/>
+            <w:tcW w:type="dxa" w:w="1728"/>
           </w:tcPr>
           <w:p>
             <w:r>
-              <w:t xml:space="preserve">moss</w:t>
+              <w:t xml:space="preserve">CRPR: 2B.3</w:t>
             </w:r>
           </w:p>
         </w:tc>
         <w:tc>
           <w:tcPr>
-            <w:tcW w:type="dxa" w:w="1234"/>
+            <w:tcW w:type="dxa" w:w="1728"/>
           </w:tcPr>
           <w:p>
             <w:r>
-              <w:t xml:space="preserve">Boulder Peak (4112351), Dunderberg Peak (3811913), Mammoth Mtn. (3711961), Tioga Pass (3711983)</w:t>
+              <w:t xml:space="preserve">Elevation: 5740–9990 ft</w:t>
+              <w:br/>
+              <w:t xml:space="preserve">Microhabitat: on soil; Carbonate</w:t>
+              <w:br/>
+              <w:t xml:space="preserve">Habitat:  Bogs and fens, Meadows and seeps, Upper montane coniferous forest</w:t>
             </w:r>
           </w:p>
         </w:tc>
         <w:tc>
           <w:tcPr>
-            <w:tcW w:type="dxa" w:w="1234"/>
-          </w:tcPr>
-          <w:p>
-            <w:r>
-              <w:t xml:space="preserve"> Bogs and fens, Meadows and seeps, Upper montane coniferous forest</w:t>
-            </w:r>
-          </w:p>
-        </w:tc>
-        <w:tc>
-          <w:tcPr>
-            <w:tcW w:type="dxa" w:w="1234"/>
+            <w:tcW w:type="dxa" w:w="1728"/>
           </w:tcPr>
           <w:p>
             <w:r>
@@ -1774,7 +1444,7 @@
         </w:tc>
         <w:tc>
           <w:tcPr>
-            <w:tcW w:type="dxa" w:w="1234"/>
+            <w:tcW w:type="dxa" w:w="1728"/>
           </w:tcPr>
           <w:p>
             <w:r>
@@ -1786,57 +1456,45 @@
       <w:tr>
         <w:tc>
           <w:tcPr>
-            <w:tcW w:type="dxa" w:w="1234"/>
+            <w:tcW w:type="dxa" w:w="1728"/>
           </w:tcPr>
           <w:p>
             <w:r>
               <w:t xml:space="preserve">Micranthes marshallii</w:t>
-            </w:r>
-          </w:p>
-        </w:tc>
-        <w:tc>
-          <w:tcPr>
-            <w:tcW w:type="dxa" w:w="1234"/>
-          </w:tcPr>
-          <w:p>
-            <w:r>
+              <w:br/>
               <w:t xml:space="preserve">Marshall's saxifrage</w:t>
             </w:r>
           </w:p>
         </w:tc>
         <w:tc>
           <w:tcPr>
-            <w:tcW w:type="dxa" w:w="1234"/>
+            <w:tcW w:type="dxa" w:w="1728"/>
           </w:tcPr>
           <w:p>
             <w:r>
-              <w:t xml:space="preserve">perennial rhizomatous herb</w:t>
+              <w:t xml:space="preserve">CRPR: 4.3</w:t>
             </w:r>
           </w:p>
         </w:tc>
         <w:tc>
           <w:tcPr>
-            <w:tcW w:type="dxa" w:w="1234"/>
+            <w:tcW w:type="dxa" w:w="1728"/>
           </w:tcPr>
           <w:p>
             <w:r>
-              <w:t xml:space="preserve">Boulder Peak (4112351), English Peak (4112342), French Camp Ridge (4112327), Gasquet (4112378), Hennessy Peak (4012375), Hiouchi (4112471), Hurdygurdy Butte (4112377), Leggett (3912376), Salyer (4012385), Shelly Creek Ridge (4112387), Trinity Mtn. (4112314), Ukonom Lake (4112353), Willow Creek (4012386)</w:t>
+              <w:t xml:space="preserve">Elevation: 295–6990 ft</w:t>
+              <w:br/>
+              <w:t xml:space="preserve">Microhabitat: Rocky, Streambanks</w:t>
+              <w:br/>
+              <w:t xml:space="preserve">Blooming Period: Mar-Aug</w:t>
+              <w:br/>
+              <w:t xml:space="preserve">Habitat:  Riparian forest</w:t>
             </w:r>
           </w:p>
         </w:tc>
         <w:tc>
           <w:tcPr>
-            <w:tcW w:type="dxa" w:w="1234"/>
-          </w:tcPr>
-          <w:p>
-            <w:r>
-              <w:t xml:space="preserve"> Riparian forest</w:t>
-            </w:r>
-          </w:p>
-        </w:tc>
-        <w:tc>
-          <w:tcPr>
-            <w:tcW w:type="dxa" w:w="1234"/>
+            <w:tcW w:type="dxa" w:w="1728"/>
           </w:tcPr>
           <w:p>
             <w:r>
@@ -1846,7 +1504,7 @@
         </w:tc>
         <w:tc>
           <w:tcPr>
-            <w:tcW w:type="dxa" w:w="1234"/>
+            <w:tcW w:type="dxa" w:w="1728"/>
           </w:tcPr>
           <w:p>
             <w:r>
@@ -1858,57 +1516,43 @@
       <w:tr>
         <w:tc>
           <w:tcPr>
-            <w:tcW w:type="dxa" w:w="1234"/>
+            <w:tcW w:type="dxa" w:w="1728"/>
           </w:tcPr>
           <w:p>
             <w:r>
               <w:t xml:space="preserve">Pedicularis bracteosa var. flavida</w:t>
-            </w:r>
-          </w:p>
-        </w:tc>
-        <w:tc>
-          <w:tcPr>
-            <w:tcW w:type="dxa" w:w="1234"/>
-          </w:tcPr>
-          <w:p>
-            <w:r>
+              <w:br/>
               <w:t xml:space="preserve">yellowish lousewort</w:t>
             </w:r>
           </w:p>
         </w:tc>
         <w:tc>
           <w:tcPr>
-            <w:tcW w:type="dxa" w:w="1234"/>
+            <w:tcW w:type="dxa" w:w="1728"/>
           </w:tcPr>
           <w:p>
             <w:r>
-              <w:t xml:space="preserve">perennial herb</w:t>
+              <w:t xml:space="preserve">CRPR: 4.3</w:t>
             </w:r>
           </w:p>
         </w:tc>
         <w:tc>
           <w:tcPr>
-            <w:tcW w:type="dxa" w:w="1234"/>
+            <w:tcW w:type="dxa" w:w="1728"/>
           </w:tcPr>
           <w:p>
             <w:r>
-              <w:t xml:space="preserve">Boulder Peak (4112351), Marble Mountain (4112352), Thompson Peak (4112311)</w:t>
+              <w:t xml:space="preserve">Elevation: 3935–7545 ft</w:t>
+              <w:br/>
+              <w:t xml:space="preserve">Blooming Period: Jul-Aug</w:t>
+              <w:br/>
+              <w:t xml:space="preserve">Habitat:  Upper montane coniferous forest (mesic)</w:t>
             </w:r>
           </w:p>
         </w:tc>
         <w:tc>
           <w:tcPr>
-            <w:tcW w:type="dxa" w:w="1234"/>
-          </w:tcPr>
-          <w:p>
-            <w:r>
-              <w:t xml:space="preserve"> Upper montane coniferous forest (mesic)</w:t>
-            </w:r>
-          </w:p>
-        </w:tc>
-        <w:tc>
-          <w:tcPr>
-            <w:tcW w:type="dxa" w:w="1234"/>
+            <w:tcW w:type="dxa" w:w="1728"/>
           </w:tcPr>
           <w:p>
             <w:r>
@@ -1918,7 +1562,7 @@
         </w:tc>
         <w:tc>
           <w:tcPr>
-            <w:tcW w:type="dxa" w:w="1234"/>
+            <w:tcW w:type="dxa" w:w="1728"/>
           </w:tcPr>
           <w:p>
             <w:r>
@@ -1930,57 +1574,45 @@
       <w:tr>
         <w:tc>
           <w:tcPr>
-            <w:tcW w:type="dxa" w:w="1234"/>
+            <w:tcW w:type="dxa" w:w="1728"/>
           </w:tcPr>
           <w:p>
             <w:r>
               <w:t xml:space="preserve">Penstemon heterodoxus var. shastensis</w:t>
-            </w:r>
-          </w:p>
-        </w:tc>
-        <w:tc>
-          <w:tcPr>
-            <w:tcW w:type="dxa" w:w="1234"/>
-          </w:tcPr>
-          <w:p>
-            <w:r>
+              <w:br/>
               <w:t xml:space="preserve">Shasta beardtongue</w:t>
             </w:r>
           </w:p>
         </w:tc>
         <w:tc>
           <w:tcPr>
-            <w:tcW w:type="dxa" w:w="1234"/>
+            <w:tcW w:type="dxa" w:w="1728"/>
           </w:tcPr>
           <w:p>
             <w:r>
-              <w:t xml:space="preserve">perennial herb</w:t>
+              <w:t xml:space="preserve">CRPR: 4.3</w:t>
             </w:r>
           </w:p>
         </w:tc>
         <w:tc>
           <w:tcPr>
-            <w:tcW w:type="dxa" w:w="1234"/>
+            <w:tcW w:type="dxa" w:w="1728"/>
           </w:tcPr>
           <w:p>
             <w:r>
-              <w:t xml:space="preserve">Belden (4012113), Boulder Peak (4112351), Burney (4012186), Burney Mtn. East (4012175), Burney Mtn. West (4012176), Childs Meadows (4012134), Crank Mountain (4112142), Donica Mtn. (4112132), Egg Lake (4112133), Grass Lake (4112262), Grizzly Peak (4112128), Hambone (4112136), Harvey Mtn. (4012161), Hatchet Mtn. Pass (4012177), Hollenbeck (4112143), Horse Peak (4112147), Humbug Valley (4012123), Indian Spring Mtn. (4112135), Jonesville (4012114), Kimshew Point (3912184), Lookout (4112122), McCloud (4112232), Old Station (4012164), Pegleg Mtn. (4012048), Pine Creek Valley (4012151), Reading Peak (4012144), Red Cinder (4012142), Stover Mtn. (4012133), Swains Hole (4012163), Whitehorse (4112134)</w:t>
+              <w:t xml:space="preserve">Elevation: 3610–7875 ft</w:t>
+              <w:br/>
+              <w:t xml:space="preserve">Microhabitat: Clay, Mesic (often), Volcanic</w:t>
+              <w:br/>
+              <w:t xml:space="preserve">Blooming Period: May-Sep</w:t>
+              <w:br/>
+              <w:t xml:space="preserve">Habitat:  Broadleafed upland forest, Chaparral, Lower montane coniferous forest, Meadows and seeps, Upper montane coniferous forest</w:t>
             </w:r>
           </w:p>
         </w:tc>
         <w:tc>
           <w:tcPr>
-            <w:tcW w:type="dxa" w:w="1234"/>
-          </w:tcPr>
-          <w:p>
-            <w:r>
-              <w:t xml:space="preserve"> Broadleafed upland forest, Chaparral, Lower montane coniferous forest, Meadows and seeps, Upper montane coniferous forest</w:t>
-            </w:r>
-          </w:p>
-        </w:tc>
-        <w:tc>
-          <w:tcPr>
-            <w:tcW w:type="dxa" w:w="1234"/>
+            <w:tcW w:type="dxa" w:w="1728"/>
           </w:tcPr>
           <w:p>
             <w:r>
@@ -1990,7 +1622,7 @@
         </w:tc>
         <w:tc>
           <w:tcPr>
-            <w:tcW w:type="dxa" w:w="1234"/>
+            <w:tcW w:type="dxa" w:w="1728"/>
           </w:tcPr>
           <w:p>
             <w:r>
@@ -2002,57 +1634,43 @@
       <w:tr>
         <w:tc>
           <w:tcPr>
-            <w:tcW w:type="dxa" w:w="1234"/>
+            <w:tcW w:type="dxa" w:w="1728"/>
           </w:tcPr>
           <w:p>
             <w:r>
               <w:t xml:space="preserve">Polemonium carneum</w:t>
-            </w:r>
-          </w:p>
-        </w:tc>
-        <w:tc>
-          <w:tcPr>
-            <w:tcW w:type="dxa" w:w="1234"/>
-          </w:tcPr>
-          <w:p>
-            <w:r>
+              <w:br/>
               <w:t xml:space="preserve">Oregon polemonium</w:t>
             </w:r>
           </w:p>
         </w:tc>
         <w:tc>
           <w:tcPr>
-            <w:tcW w:type="dxa" w:w="1234"/>
+            <w:tcW w:type="dxa" w:w="1728"/>
           </w:tcPr>
           <w:p>
             <w:r>
-              <w:t xml:space="preserve">perennial herb</w:t>
+              <w:t xml:space="preserve">CRPR: 2B.2</w:t>
             </w:r>
           </w:p>
         </w:tc>
         <w:tc>
           <w:tcPr>
-            <w:tcW w:type="dxa" w:w="1234"/>
+            <w:tcW w:type="dxa" w:w="1728"/>
           </w:tcPr>
           <w:p>
             <w:r>
-              <w:t xml:space="preserve">Bodega Head (3812331), Boulder Peak (4112351), Capetown (4012443), Childs Hill (4112461), Dublin (3712168), Ferndale (4012453), Fortuna (4012452), Hornbrook (4112285), Indian Creek Baldy (4112267), Montague (4112265), Montara Mountain (3712254), Point Bonita (3712275), Rodgers Peak (4112421), San Francisco North (3712274), Sister Rocks (4112462), Smith River (4112482), Taylor Peak (4012442), Trinidad (4112412), Yreka (4112266)</w:t>
+              <w:t xml:space="preserve">Elevation: 0–6005 ft</w:t>
+              <w:br/>
+              <w:t xml:space="preserve">Blooming Period: Apr-Sep</w:t>
+              <w:br/>
+              <w:t xml:space="preserve">Habitat:  Coastal prairie, Coastal scrub, Lower montane coniferous forest</w:t>
             </w:r>
           </w:p>
         </w:tc>
         <w:tc>
           <w:tcPr>
-            <w:tcW w:type="dxa" w:w="1234"/>
-          </w:tcPr>
-          <w:p>
-            <w:r>
-              <w:t xml:space="preserve"> Coastal prairie, Coastal scrub, Lower montane coniferous forest</w:t>
-            </w:r>
-          </w:p>
-        </w:tc>
-        <w:tc>
-          <w:tcPr>
-            <w:tcW w:type="dxa" w:w="1234"/>
+            <w:tcW w:type="dxa" w:w="1728"/>
           </w:tcPr>
           <w:p>
             <w:r>
@@ -2062,7 +1680,7 @@
         </w:tc>
         <w:tc>
           <w:tcPr>
-            <w:tcW w:type="dxa" w:w="1234"/>
+            <w:tcW w:type="dxa" w:w="1728"/>
           </w:tcPr>
           <w:p>
             <w:r>
@@ -2074,57 +1692,45 @@
       <w:tr>
         <w:tc>
           <w:tcPr>
-            <w:tcW w:type="dxa" w:w="1234"/>
+            <w:tcW w:type="dxa" w:w="1728"/>
           </w:tcPr>
           <w:p>
             <w:r>
               <w:t xml:space="preserve">Polystichum kruckebergii</w:t>
-            </w:r>
-          </w:p>
-        </w:tc>
-        <w:tc>
-          <w:tcPr>
-            <w:tcW w:type="dxa" w:w="1234"/>
-          </w:tcPr>
-          <w:p>
-            <w:r>
+              <w:br/>
               <w:t xml:space="preserve">Kruckeberg's sword fern</w:t>
             </w:r>
           </w:p>
         </w:tc>
         <w:tc>
           <w:tcPr>
-            <w:tcW w:type="dxa" w:w="1234"/>
+            <w:tcW w:type="dxa" w:w="1728"/>
           </w:tcPr>
           <w:p>
             <w:r>
-              <w:t xml:space="preserve">perennial rhizomatous herb</w:t>
+              <w:t xml:space="preserve">CRPR: 4.3</w:t>
             </w:r>
           </w:p>
         </w:tc>
         <w:tc>
           <w:tcPr>
-            <w:tcW w:type="dxa" w:w="1234"/>
+            <w:tcW w:type="dxa" w:w="1728"/>
           </w:tcPr>
           <w:p>
             <w:r>
-              <w:t xml:space="preserve">Boulder Peak (4112351), Dunderberg Peak (3811913), Marble Mountain (4112352), Medicine Lake (4112155), Rainbow Mtn. (4112148)</w:t>
+              <w:t xml:space="preserve">Elevation: 6890–10500 ft</w:t>
+              <w:br/>
+              <w:t xml:space="preserve">Microhabitat: Rocky</w:t>
+              <w:br/>
+              <w:t xml:space="preserve">Blooming Period: Jun-Aug</w:t>
+              <w:br/>
+              <w:t xml:space="preserve">Habitat:  Subalpine coniferous forest, Upper montane coniferous forest</w:t>
             </w:r>
           </w:p>
         </w:tc>
         <w:tc>
           <w:tcPr>
-            <w:tcW w:type="dxa" w:w="1234"/>
-          </w:tcPr>
-          <w:p>
-            <w:r>
-              <w:t xml:space="preserve"> Subalpine coniferous forest, Upper montane coniferous forest</w:t>
-            </w:r>
-          </w:p>
-        </w:tc>
-        <w:tc>
-          <w:tcPr>
-            <w:tcW w:type="dxa" w:w="1234"/>
+            <w:tcW w:type="dxa" w:w="1728"/>
           </w:tcPr>
           <w:p>
             <w:r>
@@ -2134,7 +1740,7 @@
         </w:tc>
         <w:tc>
           <w:tcPr>
-            <w:tcW w:type="dxa" w:w="1234"/>
+            <w:tcW w:type="dxa" w:w="1728"/>
           </w:tcPr>
           <w:p>
             <w:r>
@@ -2146,57 +1752,45 @@
       <w:tr>
         <w:tc>
           <w:tcPr>
-            <w:tcW w:type="dxa" w:w="1234"/>
+            <w:tcW w:type="dxa" w:w="1728"/>
           </w:tcPr>
           <w:p>
             <w:r>
               <w:t xml:space="preserve">Potentilla cristae</w:t>
-            </w:r>
-          </w:p>
-        </w:tc>
-        <w:tc>
-          <w:tcPr>
-            <w:tcW w:type="dxa" w:w="1234"/>
-          </w:tcPr>
-          <w:p>
-            <w:r>
+              <w:br/>
               <w:t xml:space="preserve">crested potentilla</w:t>
             </w:r>
           </w:p>
         </w:tc>
         <w:tc>
           <w:tcPr>
-            <w:tcW w:type="dxa" w:w="1234"/>
+            <w:tcW w:type="dxa" w:w="1728"/>
           </w:tcPr>
           <w:p>
             <w:r>
-              <w:t xml:space="preserve">perennial herb</w:t>
+              <w:t xml:space="preserve">CRPR: 1B.3</w:t>
             </w:r>
           </w:p>
         </w:tc>
         <w:tc>
           <w:tcPr>
-            <w:tcW w:type="dxa" w:w="1234"/>
+            <w:tcW w:type="dxa" w:w="1728"/>
           </w:tcPr>
           <w:p>
             <w:r>
-              <w:t xml:space="preserve">Boulder Peak (4112351), Marble Mountain (4112352), Mount Eddy (4112234), Seven Lakes Basin (4112224), South China Mtn. (4112235)</w:t>
+              <w:t xml:space="preserve">Elevation: 5905–9185 ft</w:t>
+              <w:br/>
+              <w:t xml:space="preserve">Microhabitat: seasonally mesic; Gravelly (sometimes), Mesic (sometimes), Rocky (sometimes), Seeps (often), Serpentine (often)</w:t>
+              <w:br/>
+              <w:t xml:space="preserve">Blooming Period: (Jul)Aug-Sep</w:t>
+              <w:br/>
+              <w:t xml:space="preserve">Habitat:  Alpine boulder and rock field, Subalpine coniferous forest</w:t>
             </w:r>
           </w:p>
         </w:tc>
         <w:tc>
           <w:tcPr>
-            <w:tcW w:type="dxa" w:w="1234"/>
-          </w:tcPr>
-          <w:p>
-            <w:r>
-              <w:t xml:space="preserve"> Alpine boulder and rock field, Subalpine coniferous forest</w:t>
-            </w:r>
-          </w:p>
-        </w:tc>
-        <w:tc>
-          <w:tcPr>
-            <w:tcW w:type="dxa" w:w="1234"/>
+            <w:tcW w:type="dxa" w:w="1728"/>
           </w:tcPr>
           <w:p>
             <w:r>
@@ -2206,7 +1800,7 @@
         </w:tc>
         <w:tc>
           <w:tcPr>
-            <w:tcW w:type="dxa" w:w="1234"/>
+            <w:tcW w:type="dxa" w:w="1728"/>
           </w:tcPr>
           <w:p>
             <w:r>
@@ -2218,57 +1812,45 @@
       <w:tr>
         <w:tc>
           <w:tcPr>
-            <w:tcW w:type="dxa" w:w="1234"/>
+            <w:tcW w:type="dxa" w:w="1728"/>
           </w:tcPr>
           <w:p>
             <w:r>
               <w:t xml:space="preserve">Ptilidium californicum</w:t>
-            </w:r>
-          </w:p>
-        </w:tc>
-        <w:tc>
-          <w:tcPr>
-            <w:tcW w:type="dxa" w:w="1234"/>
-          </w:tcPr>
-          <w:p>
-            <w:r>
+              <w:br/>
               <w:t xml:space="preserve">Pacific fuzzwort</w:t>
             </w:r>
           </w:p>
         </w:tc>
         <w:tc>
           <w:tcPr>
-            <w:tcW w:type="dxa" w:w="1234"/>
+            <w:tcW w:type="dxa" w:w="1728"/>
           </w:tcPr>
           <w:p>
             <w:r>
-              <w:t xml:space="preserve">liverwort</w:t>
+              <w:t xml:space="preserve">CRPR: 4.3</w:t>
             </w:r>
           </w:p>
         </w:tc>
         <w:tc>
           <w:tcPr>
-            <w:tcW w:type="dxa" w:w="1234"/>
+            <w:tcW w:type="dxa" w:w="1728"/>
           </w:tcPr>
           <w:p>
             <w:r>
-              <w:t xml:space="preserve"> Carberry Creek (4212312),  Oregon Caves (4212314),  Takilma (4212315), Alderpoint (4012325), Ash Creek Butte (4112241), Bark Shanty Gulch (4112345), Bartle (4112137), Bear Peak (4112365), Big Bend (4112118), Black Lassic (4012335), Board Camp Mtn. (4012366), Boulder Peak (4112351), Broken Rib Mtn. (4112386), Buck Rock (3912288), Buckhorn Bally (4112287), Cecilville (4112322), Chimney Rock (4112356), City of Mount Shasta (4112233), Condrey Mtn. (4112288), Dead Horse Summit (4112127), Deadman Peak (4112228), Deadman Point (4112384), Denny (4012384), Devils Punchbowl (4112376), Dinsmore (4012345), Dunsmuir (4112223), Dutch Creek (4112381), Eaton Peak (4112238), Elk Spring (4112231), Etna (4112248), Figurehead Mtn. (4112383), Forest Glen (4012333), Grasshopper Ridge (4112321), Grider Valley (4112362), Grizzly Peak (4112128), Grouse Mtn. (4012376), Happy Camp (4112374), Hopkins Butte (4112325), Horse Peak (4112147), Huckleberry Mtn. (4112363), Hupa Mountain (4112317), Hurdygurdy Butte (4112377), Kangaroo Mtn. (4112382), Kinyon (4112138), Leech Lake Mtn. (3912381), Little Glass Mtn. (4112156), Lonesome Ridge (4112346), Marble Mountain (4112352), McCloud (4112232), Medicine Lake (4112155), Mount Eddy (4112234), Orleans (4112335), Polar Bear Mtn. (4112385), Preston Peak (4112375), Salyer (4012385), Sawyers Bar (4112332), Secret Spring Mtn. (4112282), Seiad Valley (4112372), Shannon Butte (4012323), Shelly Creek Ridge (4112387), Sims Mountain (4012365), Skunk Ridge (4112117), Smoky Creek (4012332), Somes Bar (4112344), Summit Valley (4112357), Swim Ridge (4012322), Tennant (4112158), Thompson Peak (4112311), Tish Tang Point (4112315), Ukonom Lake (4112353), Ukonom Mtn. (4112354), West Haight Mtn. (4112251), Whisky Bill Peak (4112215), Youngs Peak (4112323)</w:t>
+              <w:t xml:space="preserve">Elevation: 3740–5905 ft</w:t>
+              <w:br/>
+              <w:t xml:space="preserve">Microhabitat: Usually epiphytic on trees, fallen and decaying logs, and stumps; rarely on humus over boulders</w:t>
+              <w:br/>
+              <w:t xml:space="preserve">Blooming Period: May-Aug</w:t>
+              <w:br/>
+              <w:t xml:space="preserve">Habitat:  Lower montane coniferous forest, Upper montane coniferous forest</w:t>
             </w:r>
           </w:p>
         </w:tc>
         <w:tc>
           <w:tcPr>
-            <w:tcW w:type="dxa" w:w="1234"/>
-          </w:tcPr>
-          <w:p>
-            <w:r>
-              <w:t xml:space="preserve"> Lower montane coniferous forest, Upper montane coniferous forest</w:t>
-            </w:r>
-          </w:p>
-        </w:tc>
-        <w:tc>
-          <w:tcPr>
-            <w:tcW w:type="dxa" w:w="1234"/>
+            <w:tcW w:type="dxa" w:w="1728"/>
           </w:tcPr>
           <w:p>
             <w:r>
@@ -2278,7 +1860,7 @@
         </w:tc>
         <w:tc>
           <w:tcPr>
-            <w:tcW w:type="dxa" w:w="1234"/>
+            <w:tcW w:type="dxa" w:w="1728"/>
           </w:tcPr>
           <w:p>
             <w:r>
@@ -2290,57 +1872,45 @@
       <w:tr>
         <w:tc>
           <w:tcPr>
-            <w:tcW w:type="dxa" w:w="1234"/>
+            <w:tcW w:type="dxa" w:w="1728"/>
           </w:tcPr>
           <w:p>
             <w:r>
               <w:t xml:space="preserve">Sedum marmorense</w:t>
-            </w:r>
-          </w:p>
-        </w:tc>
-        <w:tc>
-          <w:tcPr>
-            <w:tcW w:type="dxa" w:w="1234"/>
-          </w:tcPr>
-          <w:p>
-            <w:r>
+              <w:br/>
               <w:t xml:space="preserve">Marble Mountains stonecrop</w:t>
             </w:r>
           </w:p>
         </w:tc>
         <w:tc>
           <w:tcPr>
-            <w:tcW w:type="dxa" w:w="1234"/>
+            <w:tcW w:type="dxa" w:w="1728"/>
           </w:tcPr>
           <w:p>
             <w:r>
-              <w:t xml:space="preserve">perennial herb</w:t>
+              <w:t xml:space="preserve">CRPR: 1B.2</w:t>
             </w:r>
           </w:p>
         </w:tc>
         <w:tc>
           <w:tcPr>
-            <w:tcW w:type="dxa" w:w="1234"/>
+            <w:tcW w:type="dxa" w:w="1728"/>
           </w:tcPr>
           <w:p>
             <w:r>
-              <w:t xml:space="preserve">Boulder Peak (4112351), Grider Valley (4112362), Marble Mountain (4112352), Scott Bar (4112361), Seiad Valley (4112372)</w:t>
+              <w:t xml:space="preserve">Elevation: 6150–7695 ft</w:t>
+              <w:br/>
+              <w:t xml:space="preserve">Microhabitat: Openings, Rock crevices, Rocky, Talus</w:t>
+              <w:br/>
+              <w:t xml:space="preserve">Blooming Period: Jul-Aug</w:t>
+              <w:br/>
+              <w:t xml:space="preserve">Habitat:  Subalpine coniferous forest, Upper montane coniferous forest</w:t>
             </w:r>
           </w:p>
         </w:tc>
         <w:tc>
           <w:tcPr>
-            <w:tcW w:type="dxa" w:w="1234"/>
-          </w:tcPr>
-          <w:p>
-            <w:r>
-              <w:t xml:space="preserve"> Subalpine coniferous forest, Upper montane coniferous forest</w:t>
-            </w:r>
-          </w:p>
-        </w:tc>
-        <w:tc>
-          <w:tcPr>
-            <w:tcW w:type="dxa" w:w="1234"/>
+            <w:tcW w:type="dxa" w:w="1728"/>
           </w:tcPr>
           <w:p>
             <w:r>
@@ -2350,7 +1920,7 @@
         </w:tc>
         <w:tc>
           <w:tcPr>
-            <w:tcW w:type="dxa" w:w="1234"/>
+            <w:tcW w:type="dxa" w:w="1728"/>
           </w:tcPr>
           <w:p>
             <w:r>
@@ -2362,57 +1932,45 @@
       <w:tr>
         <w:tc>
           <w:tcPr>
-            <w:tcW w:type="dxa" w:w="1234"/>
+            <w:tcW w:type="dxa" w:w="1728"/>
           </w:tcPr>
           <w:p>
             <w:r>
               <w:t xml:space="preserve">Selaginella scopulorum</w:t>
-            </w:r>
-          </w:p>
-        </w:tc>
-        <w:tc>
-          <w:tcPr>
-            <w:tcW w:type="dxa" w:w="1234"/>
-          </w:tcPr>
-          <w:p>
-            <w:r>
+              <w:br/>
               <w:t xml:space="preserve">Rocky Mountain spike-moss</w:t>
             </w:r>
           </w:p>
         </w:tc>
         <w:tc>
           <w:tcPr>
-            <w:tcW w:type="dxa" w:w="1234"/>
+            <w:tcW w:type="dxa" w:w="1728"/>
           </w:tcPr>
           <w:p>
             <w:r>
-              <w:t xml:space="preserve">perennial rhizomatous herb</w:t>
+              <w:t xml:space="preserve">CRPR: 2B.3</w:t>
             </w:r>
           </w:p>
         </w:tc>
         <w:tc>
           <w:tcPr>
-            <w:tcW w:type="dxa" w:w="1234"/>
+            <w:tcW w:type="dxa" w:w="1728"/>
           </w:tcPr>
           <w:p>
             <w:r>
-              <w:t xml:space="preserve">Boulder Peak (4112351), Caribou Lake (4112218), Condrey Mtn. (4112288), Devils Punchbowl (4112376), Dewey Gulch (4112273), Dutch Creek (4112381), Eaton Peak (4112238), English Peak (4112342), Marble Mountain (4112352), Mount Eddy (4112234), Mt. Hilton (4012381), Scott Mountain (4112236), Seven Lakes Basin (4112224), Siligo Peak (4012288)</w:t>
+              <w:t xml:space="preserve">Elevation: 4690–7495 ft</w:t>
+              <w:br/>
+              <w:t xml:space="preserve">Microhabitat: Granitic, Metamorphic, Rocky, Volcanic</w:t>
+              <w:br/>
+              <w:t xml:space="preserve">Blooming Period: Jul-Aug</w:t>
+              <w:br/>
+              <w:t xml:space="preserve">Habitat:  Subalpine coniferous forest, Upper montane coniferous forest</w:t>
             </w:r>
           </w:p>
         </w:tc>
         <w:tc>
           <w:tcPr>
-            <w:tcW w:type="dxa" w:w="1234"/>
-          </w:tcPr>
-          <w:p>
-            <w:r>
-              <w:t xml:space="preserve"> Subalpine coniferous forest, Upper montane coniferous forest</w:t>
-            </w:r>
-          </w:p>
-        </w:tc>
-        <w:tc>
-          <w:tcPr>
-            <w:tcW w:type="dxa" w:w="1234"/>
+            <w:tcW w:type="dxa" w:w="1728"/>
           </w:tcPr>
           <w:p>
             <w:r>
@@ -2422,7 +1980,7 @@
         </w:tc>
         <w:tc>
           <w:tcPr>
-            <w:tcW w:type="dxa" w:w="1234"/>
+            <w:tcW w:type="dxa" w:w="1728"/>
           </w:tcPr>
           <w:p>
             <w:r>
@@ -2434,57 +1992,45 @@
       <w:tr>
         <w:tc>
           <w:tcPr>
-            <w:tcW w:type="dxa" w:w="1234"/>
+            <w:tcW w:type="dxa" w:w="1728"/>
           </w:tcPr>
           <w:p>
             <w:r>
               <w:t xml:space="preserve">Smilax jamesii</w:t>
-            </w:r>
-          </w:p>
-        </w:tc>
-        <w:tc>
-          <w:tcPr>
-            <w:tcW w:type="dxa" w:w="1234"/>
-          </w:tcPr>
-          <w:p>
-            <w:r>
+              <w:br/>
               <w:t xml:space="preserve">English Peak greenbrier</w:t>
             </w:r>
           </w:p>
         </w:tc>
         <w:tc>
           <w:tcPr>
-            <w:tcW w:type="dxa" w:w="1234"/>
+            <w:tcW w:type="dxa" w:w="1728"/>
           </w:tcPr>
           <w:p>
             <w:r>
-              <w:t xml:space="preserve">perennial rhizomatous herb</w:t>
+              <w:t xml:space="preserve">CRPR: 4.2</w:t>
             </w:r>
           </w:p>
         </w:tc>
         <w:tc>
           <w:tcPr>
-            <w:tcW w:type="dxa" w:w="1234"/>
+            <w:tcW w:type="dxa" w:w="1728"/>
           </w:tcPr>
           <w:p>
             <w:r>
-              <w:t xml:space="preserve">Big Bend (4112118), Boulder Peak (4112351), Burney (4012186), Burney Mtn. West (4012176), Caribou Lake (4112218), Carrville (4112216), Chalk Mtn. (4012187), Chimney Rock (4112356), Covington Mill (4012287), Damnation Peak (4012285), Dead Horse Summit (4112127), English Peak (4112342), Goose Gap (4012281), Greenview (4112258), Grider Valley (4112362), Gridley (3912136), Hatchet Mtn. Pass (4012177), Marble Mountain (4112352), Mt. Hilton (4012381), Papoose Creek (4012276), Pondosa (4112126), Roaring Creek (4012188), Rush Creek Lakes (4012278), Sawyers Bar (4112332), Schell Mtn. (4012275), Shoeinhorse Mtn. (4112211), Siligo Peak (4012288), Skunk Ridge (4112117), Tangle Blue Lake (4112226), Tanners Peak (4112331), Trinity Center (4012286), Trinity Dam (4012277), Ukonom Lake (4112353), Weaverville (4012268), Whisky Bill Peak (4112215), Ycatapom Peak (4112217), Youngs Peak (4112323)</w:t>
+              <w:t xml:space="preserve">Elevation: 1655–6480 ft</w:t>
+              <w:br/>
+              <w:t xml:space="preserve">Microhabitat: sometimes mesic depressions; Lake Margins, Mesic (sometimes), Streambanks</w:t>
+              <w:br/>
+              <w:t xml:space="preserve">Blooming Period: May-Jul(Aug-Oct)</w:t>
+              <w:br/>
+              <w:t xml:space="preserve">Habitat:  Broadleafed upland forest, Lower montane coniferous forest, Marshes and swamps, North Coast coniferous forest, Upper montane coniferous forest</w:t>
             </w:r>
           </w:p>
         </w:tc>
         <w:tc>
           <w:tcPr>
-            <w:tcW w:type="dxa" w:w="1234"/>
-          </w:tcPr>
-          <w:p>
-            <w:r>
-              <w:t xml:space="preserve"> Broadleafed upland forest, Lower montane coniferous forest, Marshes and swamps, North Coast coniferous forest, Upper montane coniferous forest</w:t>
-            </w:r>
-          </w:p>
-        </w:tc>
-        <w:tc>
-          <w:tcPr>
-            <w:tcW w:type="dxa" w:w="1234"/>
+            <w:tcW w:type="dxa" w:w="1728"/>
           </w:tcPr>
           <w:p>
             <w:r>
@@ -2494,7 +2040,7 @@
         </w:tc>
         <w:tc>
           <w:tcPr>
-            <w:tcW w:type="dxa" w:w="1234"/>
+            <w:tcW w:type="dxa" w:w="1728"/>
           </w:tcPr>
           <w:p>
             <w:r>
@@ -2506,57 +2052,43 @@
       <w:tr>
         <w:tc>
           <w:tcPr>
-            <w:tcW w:type="dxa" w:w="1234"/>
+            <w:tcW w:type="dxa" w:w="1728"/>
           </w:tcPr>
           <w:p>
             <w:r>
               <w:t xml:space="preserve">Smithiastrum wilkinsianum</w:t>
-            </w:r>
-          </w:p>
-        </w:tc>
-        <w:tc>
-          <w:tcPr>
-            <w:tcW w:type="dxa" w:w="1234"/>
-          </w:tcPr>
-          <w:p>
-            <w:r>
+              <w:br/>
               <w:t xml:space="preserve">Wilkin's harebell</w:t>
             </w:r>
           </w:p>
         </w:tc>
         <w:tc>
           <w:tcPr>
-            <w:tcW w:type="dxa" w:w="1234"/>
+            <w:tcW w:type="dxa" w:w="1728"/>
           </w:tcPr>
           <w:p>
             <w:r>
-              <w:t xml:space="preserve">perennial rhizomatous herb</w:t>
+              <w:t xml:space="preserve">CRPR: 1B.2</w:t>
             </w:r>
           </w:p>
         </w:tc>
         <w:tc>
           <w:tcPr>
-            <w:tcW w:type="dxa" w:w="1234"/>
+            <w:tcW w:type="dxa" w:w="1728"/>
           </w:tcPr>
           <w:p>
             <w:r>
-              <w:t xml:space="preserve">Ash Creek Butte (4112241), Boulder Peak (4112351), Caribou Lake (4112218), Covington Mill (4012287), Elk Spring (4112231), McCloud (4112232), Mt. Hilton (4012381), Mt. Shasta (4112242), Siligo Peak (4012288), Thompson Peak (4112311)</w:t>
+              <w:t xml:space="preserve">Elevation: 4165–8530 ft</w:t>
+              <w:br/>
+              <w:t xml:space="preserve">Blooming Period: Jul-Sep</w:t>
+              <w:br/>
+              <w:t xml:space="preserve">Habitat:  Meadows and seeps, Subalpine coniferous forest, Upper montane coniferous forest</w:t>
             </w:r>
           </w:p>
         </w:tc>
         <w:tc>
           <w:tcPr>
-            <w:tcW w:type="dxa" w:w="1234"/>
-          </w:tcPr>
-          <w:p>
-            <w:r>
-              <w:t xml:space="preserve"> Meadows and seeps, Subalpine coniferous forest, Upper montane coniferous forest</w:t>
-            </w:r>
-          </w:p>
-        </w:tc>
-        <w:tc>
-          <w:tcPr>
-            <w:tcW w:type="dxa" w:w="1234"/>
+            <w:tcW w:type="dxa" w:w="1728"/>
           </w:tcPr>
           <w:p>
             <w:r>
@@ -2566,7 +2098,7 @@
         </w:tc>
         <w:tc>
           <w:tcPr>
-            <w:tcW w:type="dxa" w:w="1234"/>
+            <w:tcW w:type="dxa" w:w="1728"/>
           </w:tcPr>
           <w:p>
             <w:r>
@@ -2578,57 +2110,45 @@
       <w:tr>
         <w:tc>
           <w:tcPr>
-            <w:tcW w:type="dxa" w:w="1234"/>
+            <w:tcW w:type="dxa" w:w="1728"/>
           </w:tcPr>
           <w:p>
             <w:r>
               <w:t xml:space="preserve">Trillium ovatum ssp. oettingeri</w:t>
-            </w:r>
-          </w:p>
-        </w:tc>
-        <w:tc>
-          <w:tcPr>
-            <w:tcW w:type="dxa" w:w="1234"/>
-          </w:tcPr>
-          <w:p>
-            <w:r>
+              <w:br/>
               <w:t xml:space="preserve">Salmon Mountains wakerobin</w:t>
             </w:r>
           </w:p>
         </w:tc>
         <w:tc>
           <w:tcPr>
-            <w:tcW w:type="dxa" w:w="1234"/>
+            <w:tcW w:type="dxa" w:w="1728"/>
           </w:tcPr>
           <w:p>
             <w:r>
-              <w:t xml:space="preserve">perennial herb</w:t>
+              <w:t xml:space="preserve">CRPR: 4.2</w:t>
             </w:r>
           </w:p>
         </w:tc>
         <w:tc>
           <w:tcPr>
-            <w:tcW w:type="dxa" w:w="1234"/>
+            <w:tcW w:type="dxa" w:w="1728"/>
           </w:tcPr>
           <w:p>
             <w:r>
-              <w:t xml:space="preserve">Boulder Peak (4112351), Dead Horse Summit (4112127), Eaton Peak (4112238), Lassen Peak (4012145), Mineral (4012135), Pondosa (4112126), Tish Tang Point (4112315), Ycatapom Peak (4112217)</w:t>
+              <w:t xml:space="preserve">Elevation: 2805–6640 ft</w:t>
+              <w:br/>
+              <w:t xml:space="preserve">Microhabitat: Mesic</w:t>
+              <w:br/>
+              <w:t xml:space="preserve">Blooming Period: Feb-Jul</w:t>
+              <w:br/>
+              <w:t xml:space="preserve">Habitat:  Lower montane coniferous forest, Riparian scrub, Upper montane coniferous forest</w:t>
             </w:r>
           </w:p>
         </w:tc>
         <w:tc>
           <w:tcPr>
-            <w:tcW w:type="dxa" w:w="1234"/>
-          </w:tcPr>
-          <w:p>
-            <w:r>
-              <w:t xml:space="preserve"> Lower montane coniferous forest, Riparian scrub, Upper montane coniferous forest</w:t>
-            </w:r>
-          </w:p>
-        </w:tc>
-        <w:tc>
-          <w:tcPr>
-            <w:tcW w:type="dxa" w:w="1234"/>
+            <w:tcW w:type="dxa" w:w="1728"/>
           </w:tcPr>
           <w:p>
             <w:r>
@@ -2638,7 +2158,7 @@
         </w:tc>
         <w:tc>
           <w:tcPr>
-            <w:tcW w:type="dxa" w:w="1234"/>
+            <w:tcW w:type="dxa" w:w="1728"/>
           </w:tcPr>
           <w:p>
             <w:r>
@@ -2650,47 +2170,59 @@
       <w:tr>
         <w:tc>
           <w:tcPr>
-            <w:tcW w:type="dxa" w:w="1234"/>
+            <w:tcW w:type="dxa" w:w="8640"/>
+            <w:gridSpan w:val="5"/>
+          </w:tcPr>
+          <w:p>
+            <w:r/>
+          </w:p>
+        </w:tc>
+      </w:tr>
+      <w:tr>
+        <w:tc>
+          <w:tcPr>
+            <w:tcW w:type="dxa" w:w="8640"/>
+            <w:gridSpan w:val="5"/>
           </w:tcPr>
           <w:p>
             <w:r>
-              <w:t xml:space="preserve">&lt;w:tr&gt;&lt;w:tc&gt;&lt;w:tcPr&gt;&lt;w:gridSpan w:val='7'/&gt;&lt;w:shd w:val='clear' w:color='auto' w:fill='D9D9D9'/&gt;&lt;/w:tcPr&gt;&lt;w:p&gt;&lt;w:pPr&gt;&lt;w:jc w:val='center'/&gt;&lt;/w:pPr&gt;&lt;w:r&gt;&lt;w:rPr&gt;&lt;w:b/&gt;&lt;/w:rPr&gt;&lt;w:t&gt;CNDDB Species&lt;/w:t&gt;&lt;/w:r&gt;&lt;/w:p&gt;&lt;/w:tc&gt;&lt;/w:tr&gt;Haul pafa</w:t>
+              <w:t>CNDDB Species</w:t>
             </w:r>
           </w:p>
         </w:tc>
+      </w:tr>
+      <w:tr>
         <w:tc>
           <w:tcPr>
-            <w:tcW w:type="dxa" w:w="1234"/>
+            <w:tcW w:type="dxa" w:w="1728"/>
           </w:tcPr>
           <w:p>
             <w:r>
+              <w:t xml:space="preserve">Haul pafa</w:t>
+              <w:br/>
               <w:t xml:space="preserve">marsh trout</w:t>
             </w:r>
           </w:p>
         </w:tc>
         <w:tc>
           <w:tcPr>
-            <w:tcW w:type="dxa" w:w="1234"/>
+            <w:tcW w:type="dxa" w:w="1728"/>
           </w:tcPr>
           <w:p>
             <w:r>
-              <w:t xml:space="preserve">Fish</w:t>
+              <w:t xml:space="preserve">Federal: Candidate</w:t>
+              <w:br/>
+              <w:t xml:space="preserve">State: Candidate Endangered</w:t>
+              <w:br/>
+              <w:t xml:space="preserve">CDFW: WL</w:t>
+              <w:br/>
+              <w:t xml:space="preserve">Other: IUCN_LC</w:t>
             </w:r>
           </w:p>
         </w:tc>
         <w:tc>
           <w:tcPr>
-            <w:tcW w:type="dxa" w:w="1234"/>
-          </w:tcPr>
-          <w:p>
-            <w:r>
-              <w:t xml:space="preserve">3411814</w:t>
-            </w:r>
-          </w:p>
-        </w:tc>
-        <w:tc>
-          <w:tcPr>
-            <w:tcW w:type="dxa" w:w="1234"/>
+            <w:tcW w:type="dxa" w:w="1728"/>
           </w:tcPr>
           <w:p>
             <w:r>
@@ -2700,7 +2232,7 @@
         </w:tc>
         <w:tc>
           <w:tcPr>
-            <w:tcW w:type="dxa" w:w="1234"/>
+            <w:tcW w:type="dxa" w:w="1728"/>
           </w:tcPr>
           <w:p>
             <w:r>
@@ -2710,7 +2242,7 @@
         </w:tc>
         <w:tc>
           <w:tcPr>
-            <w:tcW w:type="dxa" w:w="1234"/>
+            <w:tcW w:type="dxa" w:w="1728"/>
           </w:tcPr>
           <w:p>
             <w:r>
@@ -2722,47 +2254,35 @@
       <w:tr>
         <w:tc>
           <w:tcPr>
-            <w:tcW w:type="dxa" w:w="1234"/>
+            <w:tcW w:type="dxa" w:w="1728"/>
           </w:tcPr>
           <w:p>
             <w:r>
               <w:t xml:space="preserve">Haul pafa</w:t>
-            </w:r>
-          </w:p>
-        </w:tc>
-        <w:tc>
-          <w:tcPr>
-            <w:tcW w:type="dxa" w:w="1234"/>
-          </w:tcPr>
-          <w:p>
-            <w:r>
+              <w:br/>
               <w:t xml:space="preserve">marsh trout</w:t>
             </w:r>
           </w:p>
         </w:tc>
         <w:tc>
           <w:tcPr>
-            <w:tcW w:type="dxa" w:w="1234"/>
+            <w:tcW w:type="dxa" w:w="1728"/>
           </w:tcPr>
           <w:p>
             <w:r>
-              <w:t xml:space="preserve">Fish</w:t>
+              <w:t xml:space="preserve">Federal: Candidate</w:t>
+              <w:br/>
+              <w:t xml:space="preserve">State: Candidate Endangered</w:t>
+              <w:br/>
+              <w:t xml:space="preserve">CDFW: WL</w:t>
+              <w:br/>
+              <w:t xml:space="preserve">Other: IUCN_LC</w:t>
             </w:r>
           </w:p>
         </w:tc>
         <w:tc>
           <w:tcPr>
-            <w:tcW w:type="dxa" w:w="1234"/>
-          </w:tcPr>
-          <w:p>
-            <w:r>
-              <w:t xml:space="preserve">3411815</w:t>
-            </w:r>
-          </w:p>
-        </w:tc>
-        <w:tc>
-          <w:tcPr>
-            <w:tcW w:type="dxa" w:w="1234"/>
+            <w:tcW w:type="dxa" w:w="1728"/>
           </w:tcPr>
           <w:p>
             <w:r>
@@ -2772,7 +2292,7 @@
         </w:tc>
         <w:tc>
           <w:tcPr>
-            <w:tcW w:type="dxa" w:w="1234"/>
+            <w:tcW w:type="dxa" w:w="1728"/>
           </w:tcPr>
           <w:p>
             <w:r>
@@ -2782,7 +2302,7 @@
         </w:tc>
         <w:tc>
           <w:tcPr>
-            <w:tcW w:type="dxa" w:w="1234"/>
+            <w:tcW w:type="dxa" w:w="1728"/>
           </w:tcPr>
           <w:p>
             <w:r>
@@ -2794,47 +2314,35 @@
       <w:tr>
         <w:tc>
           <w:tcPr>
-            <w:tcW w:type="dxa" w:w="1234"/>
+            <w:tcW w:type="dxa" w:w="1728"/>
           </w:tcPr>
           <w:p>
             <w:r>
               <w:t xml:space="preserve">Haul pafa</w:t>
-            </w:r>
-          </w:p>
-        </w:tc>
-        <w:tc>
-          <w:tcPr>
-            <w:tcW w:type="dxa" w:w="1234"/>
-          </w:tcPr>
-          <w:p>
-            <w:r>
+              <w:br/>
               <w:t xml:space="preserve">marsh trout</w:t>
             </w:r>
           </w:p>
         </w:tc>
         <w:tc>
           <w:tcPr>
-            <w:tcW w:type="dxa" w:w="1234"/>
+            <w:tcW w:type="dxa" w:w="1728"/>
           </w:tcPr>
           <w:p>
             <w:r>
-              <w:t xml:space="preserve">Fish</w:t>
+              <w:t xml:space="preserve">Federal: Candidate</w:t>
+              <w:br/>
+              <w:t xml:space="preserve">State: Candidate Endangered</w:t>
+              <w:br/>
+              <w:t xml:space="preserve">CDFW: WL</w:t>
+              <w:br/>
+              <w:t xml:space="preserve">Other: IUCN_LC</w:t>
             </w:r>
           </w:p>
         </w:tc>
         <w:tc>
           <w:tcPr>
-            <w:tcW w:type="dxa" w:w="1234"/>
-          </w:tcPr>
-          <w:p>
-            <w:r>
-              <w:t xml:space="preserve">3411816</w:t>
-            </w:r>
-          </w:p>
-        </w:tc>
-        <w:tc>
-          <w:tcPr>
-            <w:tcW w:type="dxa" w:w="1234"/>
+            <w:tcW w:type="dxa" w:w="1728"/>
           </w:tcPr>
           <w:p>
             <w:r>
@@ -2844,7 +2352,7 @@
         </w:tc>
         <w:tc>
           <w:tcPr>
-            <w:tcW w:type="dxa" w:w="1234"/>
+            <w:tcW w:type="dxa" w:w="1728"/>
           </w:tcPr>
           <w:p>
             <w:r>
@@ -2854,7 +2362,7 @@
         </w:tc>
         <w:tc>
           <w:tcPr>
-            <w:tcW w:type="dxa" w:w="1234"/>
+            <w:tcW w:type="dxa" w:w="1728"/>
           </w:tcPr>
           <w:p>
             <w:r>
@@ -2866,57 +2374,35 @@
       <w:tr>
         <w:tc>
           <w:tcPr>
-            <w:tcW w:type="dxa" w:w="1234"/>
+            <w:tcW w:type="dxa" w:w="1728"/>
           </w:tcPr>
           <w:p>
             <w:r>
               <w:t xml:space="preserve">Zube dizu quiva</w:t>
-            </w:r>
-          </w:p>
-        </w:tc>
-        <w:tc>
-          <w:tcPr>
-            <w:tcW w:type="dxa" w:w="1234"/>
-          </w:tcPr>
-          <w:p>
-            <w:r>
+              <w:br/>
               <w:t xml:space="preserve">striped shrimp</w:t>
             </w:r>
           </w:p>
         </w:tc>
         <w:tc>
           <w:tcPr>
-            <w:tcW w:type="dxa" w:w="1234"/>
+            <w:tcW w:type="dxa" w:w="1728"/>
           </w:tcPr>
           <w:p>
             <w:r>
-              <w:t xml:space="preserve">Crustaceans</w:t>
+              <w:t xml:space="preserve">Federal: Proposed Endangered</w:t>
+              <w:br/>
+              <w:t xml:space="preserve">State: Candidate Threatened</w:t>
+              <w:br/>
+              <w:t xml:space="preserve">CDFW: SSC</w:t>
+              <w:br/>
+              <w:t xml:space="preserve">Other: USFWS_BCC; WBWG_LM</w:t>
             </w:r>
           </w:p>
         </w:tc>
         <w:tc>
           <w:tcPr>
-            <w:tcW w:type="dxa" w:w="1234"/>
-          </w:tcPr>
-          <w:p>
-            <w:r>
-              <w:t xml:space="preserve">3411824</w:t>
-            </w:r>
-          </w:p>
-        </w:tc>
-        <w:tc>
-          <w:tcPr>
-            <w:tcW w:type="dxa" w:w="1234"/>
-          </w:tcPr>
-          <w:p>
-            <w:r>
-              <w:t xml:space="preserve"> </w:t>
-            </w:r>
-          </w:p>
-        </w:tc>
-        <w:tc>
-          <w:tcPr>
-            <w:tcW w:type="dxa" w:w="1234"/>
+            <w:tcW w:type="dxa" w:w="1728"/>
           </w:tcPr>
           <w:p>
             <w:r>
@@ -2926,7 +2412,17 @@
         </w:tc>
         <w:tc>
           <w:tcPr>
-            <w:tcW w:type="dxa" w:w="1234"/>
+            <w:tcW w:type="dxa" w:w="1728"/>
+          </w:tcPr>
+          <w:p>
+            <w:r>
+              <w:t xml:space="preserve"/>
+            </w:r>
+          </w:p>
+        </w:tc>
+        <w:tc>
+          <w:tcPr>
+            <w:tcW w:type="dxa" w:w="1728"/>
           </w:tcPr>
           <w:p>
             <w:r>
@@ -2938,57 +2434,35 @@
       <w:tr>
         <w:tc>
           <w:tcPr>
-            <w:tcW w:type="dxa" w:w="1234"/>
+            <w:tcW w:type="dxa" w:w="1728"/>
           </w:tcPr>
           <w:p>
             <w:r>
               <w:t xml:space="preserve">Zube dizu quiva</w:t>
-            </w:r>
-          </w:p>
-        </w:tc>
-        <w:tc>
-          <w:tcPr>
-            <w:tcW w:type="dxa" w:w="1234"/>
-          </w:tcPr>
-          <w:p>
-            <w:r>
+              <w:br/>
               <w:t xml:space="preserve">striped shrimp</w:t>
             </w:r>
           </w:p>
         </w:tc>
         <w:tc>
           <w:tcPr>
-            <w:tcW w:type="dxa" w:w="1234"/>
+            <w:tcW w:type="dxa" w:w="1728"/>
           </w:tcPr>
           <w:p>
             <w:r>
-              <w:t xml:space="preserve">Crustaceans</w:t>
+              <w:t xml:space="preserve">Federal: Proposed Endangered</w:t>
+              <w:br/>
+              <w:t xml:space="preserve">State: Candidate Threatened</w:t>
+              <w:br/>
+              <w:t xml:space="preserve">CDFW: SSC</w:t>
+              <w:br/>
+              <w:t xml:space="preserve">Other: USFWS_BCC; WBWG_LM</w:t>
             </w:r>
           </w:p>
         </w:tc>
         <w:tc>
           <w:tcPr>
-            <w:tcW w:type="dxa" w:w="1234"/>
-          </w:tcPr>
-          <w:p>
-            <w:r>
-              <w:t xml:space="preserve">3712151</w:t>
-            </w:r>
-          </w:p>
-        </w:tc>
-        <w:tc>
-          <w:tcPr>
-            <w:tcW w:type="dxa" w:w="1234"/>
-          </w:tcPr>
-          <w:p>
-            <w:r>
-              <w:t xml:space="preserve"> </w:t>
-            </w:r>
-          </w:p>
-        </w:tc>
-        <w:tc>
-          <w:tcPr>
-            <w:tcW w:type="dxa" w:w="1234"/>
+            <w:tcW w:type="dxa" w:w="1728"/>
           </w:tcPr>
           <w:p>
             <w:r>
@@ -2998,7 +2472,17 @@
         </w:tc>
         <w:tc>
           <w:tcPr>
-            <w:tcW w:type="dxa" w:w="1234"/>
+            <w:tcW w:type="dxa" w:w="1728"/>
+          </w:tcPr>
+          <w:p>
+            <w:r>
+              <w:t xml:space="preserve"/>
+            </w:r>
+          </w:p>
+        </w:tc>
+        <w:tc>
+          <w:tcPr>
+            <w:tcW w:type="dxa" w:w="1728"/>
           </w:tcPr>
           <w:p>
             <w:r>
@@ -3010,47 +2494,35 @@
       <w:tr>
         <w:tc>
           <w:tcPr>
-            <w:tcW w:type="dxa" w:w="1234"/>
+            <w:tcW w:type="dxa" w:w="1728"/>
           </w:tcPr>
           <w:p>
             <w:r>
               <w:t xml:space="preserve">Digi orwe</w:t>
-            </w:r>
-          </w:p>
-        </w:tc>
-        <w:tc>
-          <w:tcPr>
-            <w:tcW w:type="dxa" w:w="1234"/>
-          </w:tcPr>
-          <w:p>
-            <w:r>
+              <w:br/>
               <w:t xml:space="preserve">silver lily</w:t>
             </w:r>
           </w:p>
         </w:tc>
         <w:tc>
           <w:tcPr>
-            <w:tcW w:type="dxa" w:w="1234"/>
+            <w:tcW w:type="dxa" w:w="1728"/>
           </w:tcPr>
           <w:p>
             <w:r>
-              <w:t xml:space="preserve">Monocots</w:t>
+              <w:t xml:space="preserve">Federal: Proposed Endangered</w:t>
+              <w:br/>
+              <w:t xml:space="preserve">State: Candidate Threatened</w:t>
+              <w:br/>
+              <w:t xml:space="preserve">RPLANTRANK: 4.2</w:t>
+              <w:br/>
+              <w:t xml:space="preserve">Other: USFS_S; IUCN_CR; IUCN_EX</w:t>
             </w:r>
           </w:p>
         </w:tc>
         <w:tc>
           <w:tcPr>
-            <w:tcW w:type="dxa" w:w="1234"/>
-          </w:tcPr>
-          <w:p>
-            <w:r>
-              <w:t xml:space="preserve">3411826</w:t>
-            </w:r>
-          </w:p>
-        </w:tc>
-        <w:tc>
-          <w:tcPr>
-            <w:tcW w:type="dxa" w:w="1234"/>
+            <w:tcW w:type="dxa" w:w="1728"/>
           </w:tcPr>
           <w:p>
             <w:r>
@@ -3060,7 +2532,7 @@
         </w:tc>
         <w:tc>
           <w:tcPr>
-            <w:tcW w:type="dxa" w:w="1234"/>
+            <w:tcW w:type="dxa" w:w="1728"/>
           </w:tcPr>
           <w:p>
             <w:r>
@@ -3070,7 +2542,7 @@
         </w:tc>
         <w:tc>
           <w:tcPr>
-            <w:tcW w:type="dxa" w:w="1234"/>
+            <w:tcW w:type="dxa" w:w="1728"/>
           </w:tcPr>
           <w:p>
             <w:r>
@@ -3082,47 +2554,35 @@
       <w:tr>
         <w:tc>
           <w:tcPr>
-            <w:tcW w:type="dxa" w:w="1234"/>
+            <w:tcW w:type="dxa" w:w="1728"/>
           </w:tcPr>
           <w:p>
             <w:r>
               <w:t xml:space="preserve">Haul pafa</w:t>
-            </w:r>
-          </w:p>
-        </w:tc>
-        <w:tc>
-          <w:tcPr>
-            <w:tcW w:type="dxa" w:w="1234"/>
-          </w:tcPr>
-          <w:p>
-            <w:r>
+              <w:br/>
               <w:t xml:space="preserve">marsh trout</w:t>
             </w:r>
           </w:p>
         </w:tc>
         <w:tc>
           <w:tcPr>
-            <w:tcW w:type="dxa" w:w="1234"/>
+            <w:tcW w:type="dxa" w:w="1728"/>
           </w:tcPr>
           <w:p>
             <w:r>
-              <w:t xml:space="preserve">Fish</w:t>
+              <w:t xml:space="preserve">Federal: Candidate</w:t>
+              <w:br/>
+              <w:t xml:space="preserve">State: Candidate Endangered</w:t>
+              <w:br/>
+              <w:t xml:space="preserve">CDFW: WL</w:t>
+              <w:br/>
+              <w:t xml:space="preserve">Other: IUCN_LC</w:t>
             </w:r>
           </w:p>
         </w:tc>
         <w:tc>
           <w:tcPr>
-            <w:tcW w:type="dxa" w:w="1234"/>
-          </w:tcPr>
-          <w:p>
-            <w:r>
-              <w:t xml:space="preserve">3411826</w:t>
-            </w:r>
-          </w:p>
-        </w:tc>
-        <w:tc>
-          <w:tcPr>
-            <w:tcW w:type="dxa" w:w="1234"/>
+            <w:tcW w:type="dxa" w:w="1728"/>
           </w:tcPr>
           <w:p>
             <w:r>
@@ -3132,7 +2592,7 @@
         </w:tc>
         <w:tc>
           <w:tcPr>
-            <w:tcW w:type="dxa" w:w="1234"/>
+            <w:tcW w:type="dxa" w:w="1728"/>
           </w:tcPr>
           <w:p>
             <w:r>
@@ -3142,7 +2602,7 @@
         </w:tc>
         <w:tc>
           <w:tcPr>
-            <w:tcW w:type="dxa" w:w="1234"/>
+            <w:tcW w:type="dxa" w:w="1728"/>
           </w:tcPr>
           <w:p>
             <w:r>
@@ -3154,57 +2614,35 @@
       <w:tr>
         <w:tc>
           <w:tcPr>
-            <w:tcW w:type="dxa" w:w="1234"/>
+            <w:tcW w:type="dxa" w:w="1728"/>
           </w:tcPr>
           <w:p>
             <w:r>
               <w:t xml:space="preserve">Tozu quiwe</w:t>
-            </w:r>
-          </w:p>
-        </w:tc>
-        <w:tc>
-          <w:tcPr>
-            <w:tcW w:type="dxa" w:w="1234"/>
-          </w:tcPr>
-          <w:p>
-            <w:r>
+              <w:br/>
               <w:t xml:space="preserve">marsh snail</w:t>
             </w:r>
           </w:p>
         </w:tc>
         <w:tc>
           <w:tcPr>
-            <w:tcW w:type="dxa" w:w="1234"/>
+            <w:tcW w:type="dxa" w:w="1728"/>
           </w:tcPr>
           <w:p>
             <w:r>
-              <w:t xml:space="preserve">Mollusks</w:t>
+              <w:t xml:space="preserve">Federal: Delisted</w:t>
+              <w:br/>
+              <w:t xml:space="preserve">State: Candidate Endangered</w:t>
+              <w:br/>
+              <w:t xml:space="preserve">CDFW: SSC</w:t>
+              <w:br/>
+              <w:t xml:space="preserve">Other: USFS_S; IUCN_CR</w:t>
             </w:r>
           </w:p>
         </w:tc>
         <w:tc>
           <w:tcPr>
-            <w:tcW w:type="dxa" w:w="1234"/>
-          </w:tcPr>
-          <w:p>
-            <w:r>
-              <w:t xml:space="preserve">4112183</w:t>
-            </w:r>
-          </w:p>
-        </w:tc>
-        <w:tc>
-          <w:tcPr>
-            <w:tcW w:type="dxa" w:w="1234"/>
-          </w:tcPr>
-          <w:p>
-            <w:r>
-              <w:t xml:space="preserve"> </w:t>
-            </w:r>
-          </w:p>
-        </w:tc>
-        <w:tc>
-          <w:tcPr>
-            <w:tcW w:type="dxa" w:w="1234"/>
+            <w:tcW w:type="dxa" w:w="1728"/>
           </w:tcPr>
           <w:p>
             <w:r>
@@ -3214,7 +2652,17 @@
         </w:tc>
         <w:tc>
           <w:tcPr>
-            <w:tcW w:type="dxa" w:w="1234"/>
+            <w:tcW w:type="dxa" w:w="1728"/>
+          </w:tcPr>
+          <w:p>
+            <w:r>
+              <w:t xml:space="preserve"/>
+            </w:r>
+          </w:p>
+        </w:tc>
+        <w:tc>
+          <w:tcPr>
+            <w:tcW w:type="dxa" w:w="1728"/>
           </w:tcPr>
           <w:p>
             <w:r>
@@ -3226,47 +2674,35 @@
       <w:tr>
         <w:tc>
           <w:tcPr>
-            <w:tcW w:type="dxa" w:w="1234"/>
+            <w:tcW w:type="dxa" w:w="1728"/>
           </w:tcPr>
           <w:p>
             <w:r>
               <w:t xml:space="preserve">Weva lugi quiwe</w:t>
-            </w:r>
-          </w:p>
-        </w:tc>
-        <w:tc>
-          <w:tcPr>
-            <w:tcW w:type="dxa" w:w="1234"/>
-          </w:tcPr>
-          <w:p>
-            <w:r>
+              <w:br/>
               <w:t xml:space="preserve">tidal mouse</w:t>
             </w:r>
           </w:p>
         </w:tc>
         <w:tc>
           <w:tcPr>
-            <w:tcW w:type="dxa" w:w="1234"/>
+            <w:tcW w:type="dxa" w:w="1728"/>
           </w:tcPr>
           <w:p>
             <w:r>
-              <w:t xml:space="preserve">Mammals</w:t>
+              <w:t xml:space="preserve">Federal: Candidate</w:t>
+              <w:br/>
+              <w:t xml:space="preserve">State: Candidate Threatened</w:t>
+              <w:br/>
+              <w:t xml:space="preserve">CDFW: WL</w:t>
+              <w:br/>
+              <w:t xml:space="preserve">Other: SB_UCBG</w:t>
             </w:r>
           </w:p>
         </w:tc>
         <w:tc>
           <w:tcPr>
-            <w:tcW w:type="dxa" w:w="1234"/>
-          </w:tcPr>
-          <w:p>
-            <w:r>
-              <w:t xml:space="preserve">3411825</w:t>
-            </w:r>
-          </w:p>
-        </w:tc>
-        <w:tc>
-          <w:tcPr>
-            <w:tcW w:type="dxa" w:w="1234"/>
+            <w:tcW w:type="dxa" w:w="1728"/>
           </w:tcPr>
           <w:p>
             <w:r>
@@ -3276,7 +2712,7 @@
         </w:tc>
         <w:tc>
           <w:tcPr>
-            <w:tcW w:type="dxa" w:w="1234"/>
+            <w:tcW w:type="dxa" w:w="1728"/>
           </w:tcPr>
           <w:p>
             <w:r>
@@ -3286,12 +2722,23 @@
         </w:tc>
         <w:tc>
           <w:tcPr>
-            <w:tcW w:type="dxa" w:w="1234"/>
+            <w:tcW w:type="dxa" w:w="1728"/>
           </w:tcPr>
           <w:p>
             <w:r>
               <w:t xml:space="preserve"/>
             </w:r>
+          </w:p>
+        </w:tc>
+      </w:tr>
+      <w:tr>
+        <w:tc>
+          <w:tcPr>
+            <w:tcW w:type="dxa" w:w="8640"/>
+            <w:gridSpan w:val="5"/>
+          </w:tcPr>
+          <w:p>
+            <w:r/>
           </w:p>
         </w:tc>
       </w:tr>
